--- a/files/CV Fong Chi Shun_updated.docx
+++ b/files/CV Fong Chi Shun_updated.docx
@@ -1208,6 +1208,25 @@
       <w:r>
         <w:rPr>
           <w:rFonts w:ascii="Times New Roman" w:hAnsi="Times New Roman"/>
+          <w:kern w:val="0"/>
+          <w:sz w:val="21"/>
+          <w:szCs w:val="21"/>
+        </w:rPr>
+        <w:t xml:space="preserve"> </w:t>
+      </w:r>
+      <w:bookmarkStart w:id="1" w:name="OLE_LINK5"/>
+      <w:r>
+        <w:rPr>
+          <w:rFonts w:ascii="Times New Roman" w:hAnsi="Times New Roman"/>
+          <w:kern w:val="0"/>
+          <w:sz w:val="21"/>
+          <w:szCs w:val="21"/>
+        </w:rPr>
+        <w:t>(SSCI Q1)</w:t>
+      </w:r>
+      <w:r>
+        <w:rPr>
+          <w:rFonts w:ascii="Times New Roman" w:hAnsi="Times New Roman"/>
           <w:color w:val="000000"/>
           <w:kern w:val="0"/>
           <w:sz w:val="21"/>
@@ -1215,6 +1234,7 @@
         </w:rPr>
         <w:t>.</w:t>
       </w:r>
+      <w:bookmarkEnd w:id="1"/>
     </w:p>
     <w:p>
       <w:pPr>
@@ -1417,6 +1437,25 @@
           <w:sz w:val="21"/>
           <w:szCs w:val="21"/>
         </w:rPr>
+        <w:t xml:space="preserve"> </w:t>
+      </w:r>
+      <w:r>
+        <w:rPr>
+          <w:rFonts w:ascii="Times New Roman" w:hAnsi="Times New Roman"/>
+          <w:kern w:val="0"/>
+          <w:sz w:val="21"/>
+          <w:szCs w:val="21"/>
+        </w:rPr>
+        <w:t>(SSCI Q2)</w:t>
+      </w:r>
+      <w:r>
+        <w:rPr>
+          <w:rFonts w:ascii="Times New Roman" w:hAnsi="Times New Roman"/>
+          <w:color w:val="000000"/>
+          <w:kern w:val="0"/>
+          <w:sz w:val="21"/>
+          <w:szCs w:val="21"/>
+        </w:rPr>
         <w:t>.</w:t>
       </w:r>
     </w:p>
@@ -1432,7 +1471,7 @@
           <w:szCs w:val="21"/>
         </w:rPr>
       </w:pPr>
-      <w:bookmarkStart w:id="1" w:name="_Hlk27224062"/>
+      <w:bookmarkStart w:id="2" w:name="_Hlk27224062"/>
       <w:bookmarkEnd w:id="0"/>
     </w:p>
     <w:p>
@@ -1703,7 +1742,7 @@
         <w:t>paper</w:t>
       </w:r>
     </w:p>
-    <w:bookmarkEnd w:id="1"/>
+    <w:bookmarkEnd w:id="2"/>
     <w:p>
       <w:pPr>
         <w:pStyle w:val="ListParagraph"/>
@@ -1816,7 +1855,16 @@
           <w:szCs w:val="21"/>
           <w:shd w:val="clear" w:color="auto" w:fill="FFFFFF"/>
         </w:rPr>
-        <w:t xml:space="preserve">(accepted by </w:t>
+        <w:t>(</w:t>
+      </w:r>
+      <w:r>
+        <w:rPr>
+          <w:rFonts w:ascii="Times New Roman" w:hAnsi="Times New Roman"/>
+          <w:sz w:val="21"/>
+          <w:szCs w:val="21"/>
+          <w:shd w:val="clear" w:color="auto" w:fill="FFFFFF"/>
+        </w:rPr>
+        <w:t xml:space="preserve">presented at </w:t>
       </w:r>
       <w:r>
         <w:rPr>
@@ -2443,6 +2491,197 @@
     </w:p>
     <w:p>
       <w:pPr>
+        <w:pStyle w:val="ListParagraph"/>
+        <w:numPr>
+          <w:ilvl w:val="0"/>
+          <w:numId w:val="21"/>
+        </w:numPr>
+        <w:spacing w:line="276" w:lineRule="auto"/>
+        <w:ind w:leftChars="0"/>
+        <w:rPr>
+          <w:rFonts w:ascii="Times New Roman" w:hAnsi="Times New Roman"/>
+          <w:color w:val="000000"/>
+          <w:kern w:val="0"/>
+          <w:sz w:val="21"/>
+          <w:szCs w:val="21"/>
+        </w:rPr>
+      </w:pPr>
+      <w:r>
+        <w:rPr>
+          <w:rFonts w:ascii="Times New Roman" w:hAnsi="Times New Roman"/>
+          <w:color w:val="000000"/>
+          <w:kern w:val="0"/>
+          <w:sz w:val="21"/>
+          <w:szCs w:val="21"/>
+        </w:rPr>
+        <w:t xml:space="preserve">Liu, </w:t>
+      </w:r>
+      <w:proofErr w:type="spellStart"/>
+      <w:r>
+        <w:rPr>
+          <w:rFonts w:ascii="Times New Roman" w:hAnsi="Times New Roman"/>
+          <w:color w:val="000000"/>
+          <w:kern w:val="0"/>
+          <w:sz w:val="21"/>
+          <w:szCs w:val="21"/>
+        </w:rPr>
+        <w:t>Jingping</w:t>
+      </w:r>
+      <w:proofErr w:type="spellEnd"/>
+      <w:r>
+        <w:rPr>
+          <w:rFonts w:ascii="Times New Roman" w:hAnsi="Times New Roman"/>
+          <w:color w:val="000000"/>
+          <w:kern w:val="0"/>
+          <w:sz w:val="21"/>
+          <w:szCs w:val="21"/>
+        </w:rPr>
+        <w:t>.</w:t>
+      </w:r>
+      <w:r>
+        <w:rPr>
+          <w:rFonts w:ascii="Times New Roman" w:eastAsia="Times New Roman" w:hAnsi="Times New Roman"/>
+          <w:kern w:val="0"/>
+          <w:sz w:val="21"/>
+          <w:szCs w:val="21"/>
+          <w:lang w:eastAsia="zh-CN"/>
+        </w:rPr>
+        <w:t xml:space="preserve">, </w:t>
+      </w:r>
+      <w:r>
+        <w:rPr>
+          <w:rFonts w:ascii="Times New Roman" w:eastAsia="Times New Roman" w:hAnsi="Times New Roman"/>
+          <w:b/>
+          <w:bCs/>
+          <w:kern w:val="0"/>
+          <w:sz w:val="21"/>
+          <w:szCs w:val="21"/>
+          <w:lang w:eastAsia="zh-CN"/>
+        </w:rPr>
+        <w:t xml:space="preserve">Fong, </w:t>
+      </w:r>
+      <w:r>
+        <w:rPr>
+          <w:rFonts w:ascii="Times New Roman" w:hAnsi="Times New Roman"/>
+          <w:b/>
+          <w:bCs/>
+          <w:color w:val="000000"/>
+          <w:kern w:val="0"/>
+          <w:sz w:val="21"/>
+          <w:szCs w:val="21"/>
+        </w:rPr>
+        <w:t>Chi Shun</w:t>
+      </w:r>
+      <w:r>
+        <w:rPr>
+          <w:rFonts w:ascii="Times New Roman" w:hAnsi="Times New Roman"/>
+          <w:color w:val="000000"/>
+          <w:kern w:val="0"/>
+          <w:sz w:val="21"/>
+          <w:szCs w:val="21"/>
+        </w:rPr>
+        <w:t>.,</w:t>
+      </w:r>
+      <w:r>
+        <w:rPr>
+          <w:rFonts w:ascii="Times New Roman" w:hAnsi="Times New Roman"/>
+          <w:b/>
+          <w:bCs/>
+          <w:color w:val="000000"/>
+          <w:kern w:val="0"/>
+          <w:sz w:val="21"/>
+          <w:szCs w:val="21"/>
+        </w:rPr>
+        <w:t xml:space="preserve"> </w:t>
+      </w:r>
+      <w:r>
+        <w:rPr>
+          <w:rFonts w:ascii="Times New Roman" w:hAnsi="Times New Roman"/>
+          <w:color w:val="000000"/>
+          <w:kern w:val="0"/>
+          <w:sz w:val="21"/>
+          <w:szCs w:val="21"/>
+        </w:rPr>
+        <w:t xml:space="preserve">and Hu, </w:t>
+      </w:r>
+      <w:proofErr w:type="spellStart"/>
+      <w:r>
+        <w:rPr>
+          <w:rFonts w:ascii="Times New Roman" w:hAnsi="Times New Roman"/>
+          <w:color w:val="000000"/>
+          <w:kern w:val="0"/>
+          <w:sz w:val="21"/>
+          <w:szCs w:val="21"/>
+        </w:rPr>
+        <w:t>Yuhan</w:t>
+      </w:r>
+      <w:proofErr w:type="spellEnd"/>
+      <w:r>
+        <w:rPr>
+          <w:rFonts w:ascii="Times New Roman" w:hAnsi="Times New Roman"/>
+          <w:color w:val="000000"/>
+          <w:kern w:val="0"/>
+          <w:sz w:val="21"/>
+          <w:szCs w:val="21"/>
+        </w:rPr>
+        <w:t xml:space="preserve">. </w:t>
+      </w:r>
+      <w:r>
+        <w:rPr>
+          <w:rFonts w:ascii="Times New Roman" w:hAnsi="Times New Roman"/>
+          <w:sz w:val="21"/>
+          <w:szCs w:val="21"/>
+        </w:rPr>
+        <w:t xml:space="preserve">Implementation Matters: Discursive Strategies of Authoritarian States to Prevent Upwards Scale-shift of Social Protests </w:t>
+      </w:r>
+      <w:r>
+        <w:rPr>
+          <w:rFonts w:ascii="Times New Roman" w:eastAsia="Times New Roman" w:hAnsi="Times New Roman"/>
+          <w:color w:val="000000"/>
+          <w:kern w:val="0"/>
+          <w:sz w:val="21"/>
+          <w:szCs w:val="21"/>
+          <w:shd w:val="clear" w:color="auto" w:fill="FFFFFF"/>
+          <w:lang w:eastAsia="zh-CN"/>
+        </w:rPr>
+        <w:t>(</w:t>
+      </w:r>
+      <w:r>
+        <w:rPr>
+          <w:rFonts w:ascii="Times New Roman" w:hAnsi="Times New Roman"/>
+          <w:sz w:val="21"/>
+          <w:szCs w:val="21"/>
+          <w:shd w:val="clear" w:color="auto" w:fill="FFFFFF"/>
+        </w:rPr>
+        <w:t xml:space="preserve">presented at </w:t>
+      </w:r>
+      <w:r>
+        <w:rPr>
+          <w:rFonts w:ascii="Times New Roman" w:eastAsia="Times New Roman" w:hAnsi="Times New Roman"/>
+          <w:b/>
+          <w:bCs/>
+          <w:color w:val="000000"/>
+          <w:kern w:val="0"/>
+          <w:sz w:val="21"/>
+          <w:szCs w:val="21"/>
+          <w:shd w:val="clear" w:color="auto" w:fill="FFFFFF"/>
+        </w:rPr>
+        <w:t>APSA 2025</w:t>
+      </w:r>
+      <w:r>
+        <w:rPr>
+          <w:rFonts w:ascii="Times New Roman" w:eastAsia="Times New Roman" w:hAnsi="Times New Roman"/>
+          <w:color w:val="000000"/>
+          <w:kern w:val="0"/>
+          <w:sz w:val="21"/>
+          <w:szCs w:val="21"/>
+          <w:shd w:val="clear" w:color="auto" w:fill="FFFFFF"/>
+        </w:rPr>
+        <w:t>).</w:t>
+      </w:r>
+    </w:p>
+    <w:p>
+      <w:pPr>
         <w:widowControl/>
         <w:rPr>
           <w:rFonts w:ascii="Times New Roman" w:eastAsia="Times New Roman" w:hAnsi="Times New Roman"/>
@@ -2533,7 +2772,7 @@
         <w:widowControl/>
         <w:numPr>
           <w:ilvl w:val="0"/>
-          <w:numId w:val="48"/>
+          <w:numId w:val="49"/>
         </w:numPr>
         <w:ind w:leftChars="0"/>
         <w:rPr>
@@ -2552,6 +2791,7 @@
           <w:szCs w:val="21"/>
           <w:lang w:eastAsia="zh-CN"/>
         </w:rPr>
+        <w:lastRenderedPageBreak/>
         <w:t xml:space="preserve">Daniel L. Tavana, Harris, Kevan., </w:t>
       </w:r>
       <w:r>
@@ -2610,7 +2850,7 @@
         </w:rPr>
         <w:t xml:space="preserve">and Farmanesh, Amir. </w:t>
       </w:r>
-      <w:bookmarkStart w:id="2" w:name="OLE_LINK1"/>
+      <w:bookmarkStart w:id="3" w:name="OLE_LINK1"/>
       <w:r>
         <w:rPr>
           <w:rFonts w:ascii="Times New Roman" w:eastAsia="Times New Roman" w:hAnsi="Times New Roman"/>
@@ -2665,7 +2905,7 @@
         </w:rPr>
         <w:t xml:space="preserve"> Protests</w:t>
       </w:r>
-      <w:bookmarkEnd w:id="2"/>
+      <w:bookmarkEnd w:id="3"/>
       <w:r>
         <w:rPr>
           <w:rFonts w:ascii="Times New Roman" w:eastAsia="Times New Roman" w:hAnsi="Times New Roman"/>
@@ -2683,7 +2923,7 @@
         <w:widowControl/>
         <w:numPr>
           <w:ilvl w:val="0"/>
-          <w:numId w:val="48"/>
+          <w:numId w:val="49"/>
         </w:numPr>
         <w:ind w:leftChars="0"/>
         <w:rPr>
@@ -2702,7 +2942,6 @@
           <w:szCs w:val="21"/>
           <w:lang w:eastAsia="zh-CN"/>
         </w:rPr>
-        <w:lastRenderedPageBreak/>
         <w:t xml:space="preserve">Daniel L. Tavana, Harris, Kevan., </w:t>
       </w:r>
       <w:r>
@@ -2747,27 +2986,7 @@
           <w:szCs w:val="21"/>
           <w:lang w:eastAsia="zh-CN"/>
         </w:rPr>
-        <w:t xml:space="preserve">, and Farmanesh, </w:t>
-      </w:r>
-      <w:r>
-        <w:rPr>
-          <w:rFonts w:ascii="Times New Roman" w:eastAsia="Times New Roman" w:hAnsi="Times New Roman"/>
-          <w:kern w:val="0"/>
-          <w:sz w:val="21"/>
-          <w:szCs w:val="21"/>
-          <w:lang w:eastAsia="zh-CN"/>
-        </w:rPr>
-        <w:t>Amir</w:t>
-      </w:r>
-      <w:r>
-        <w:rPr>
-          <w:rFonts w:ascii="Times New Roman" w:eastAsia="Times New Roman" w:hAnsi="Times New Roman"/>
-          <w:kern w:val="0"/>
-          <w:sz w:val="21"/>
-          <w:szCs w:val="21"/>
-          <w:lang w:eastAsia="zh-CN"/>
-        </w:rPr>
-        <w:t xml:space="preserve">. </w:t>
+        <w:t xml:space="preserve">, and Farmanesh, Amir. </w:t>
       </w:r>
       <w:r>
         <w:rPr>
@@ -2815,315 +3034,20 @@
         <w:pStyle w:val="ListParagraph"/>
         <w:numPr>
           <w:ilvl w:val="0"/>
-          <w:numId w:val="48"/>
+          <w:numId w:val="49"/>
         </w:numPr>
         <w:spacing w:line="276" w:lineRule="auto"/>
         <w:ind w:leftChars="0"/>
         <w:rPr>
           <w:rFonts w:ascii="Times New Roman" w:hAnsi="Times New Roman"/>
+          <w:i/>
+          <w:iCs/>
           <w:color w:val="000000"/>
           <w:kern w:val="0"/>
           <w:sz w:val="21"/>
           <w:szCs w:val="21"/>
         </w:rPr>
       </w:pPr>
-      <w:r>
-        <w:rPr>
-          <w:rFonts w:ascii="Times New Roman" w:hAnsi="Times New Roman"/>
-          <w:color w:val="000000"/>
-          <w:kern w:val="0"/>
-          <w:sz w:val="21"/>
-          <w:szCs w:val="21"/>
-        </w:rPr>
-        <w:t>Liu, Jingping</w:t>
-      </w:r>
-      <w:r>
-        <w:rPr>
-          <w:rFonts w:ascii="Times New Roman" w:hAnsi="Times New Roman"/>
-          <w:color w:val="000000"/>
-          <w:kern w:val="0"/>
-          <w:sz w:val="21"/>
-          <w:szCs w:val="21"/>
-        </w:rPr>
-        <w:t>.</w:t>
-      </w:r>
-      <w:r>
-        <w:rPr>
-          <w:rFonts w:ascii="Times New Roman" w:eastAsia="Times New Roman" w:hAnsi="Times New Roman"/>
-          <w:kern w:val="0"/>
-          <w:sz w:val="21"/>
-          <w:szCs w:val="21"/>
-          <w:lang w:eastAsia="zh-CN"/>
-        </w:rPr>
-        <w:t xml:space="preserve">, </w:t>
-      </w:r>
-      <w:r>
-        <w:rPr>
-          <w:rFonts w:ascii="Times New Roman" w:eastAsia="Times New Roman" w:hAnsi="Times New Roman"/>
-          <w:b/>
-          <w:bCs/>
-          <w:kern w:val="0"/>
-          <w:sz w:val="21"/>
-          <w:szCs w:val="21"/>
-          <w:lang w:eastAsia="zh-CN"/>
-        </w:rPr>
-        <w:t xml:space="preserve">Fong, </w:t>
-      </w:r>
-      <w:r>
-        <w:rPr>
-          <w:rFonts w:ascii="Times New Roman" w:hAnsi="Times New Roman"/>
-          <w:b/>
-          <w:bCs/>
-          <w:color w:val="000000"/>
-          <w:kern w:val="0"/>
-          <w:sz w:val="21"/>
-          <w:szCs w:val="21"/>
-        </w:rPr>
-        <w:t>Chi Shun</w:t>
-      </w:r>
-      <w:r>
-        <w:rPr>
-          <w:rFonts w:ascii="Times New Roman" w:hAnsi="Times New Roman"/>
-          <w:color w:val="000000"/>
-          <w:kern w:val="0"/>
-          <w:sz w:val="21"/>
-          <w:szCs w:val="21"/>
-        </w:rPr>
-        <w:t>.,</w:t>
-      </w:r>
-      <w:r>
-        <w:rPr>
-          <w:rFonts w:ascii="Times New Roman" w:hAnsi="Times New Roman"/>
-          <w:b/>
-          <w:bCs/>
-          <w:color w:val="000000"/>
-          <w:kern w:val="0"/>
-          <w:sz w:val="21"/>
-          <w:szCs w:val="21"/>
-        </w:rPr>
-        <w:t xml:space="preserve"> </w:t>
-      </w:r>
-      <w:r>
-        <w:rPr>
-          <w:rFonts w:ascii="Times New Roman" w:hAnsi="Times New Roman"/>
-          <w:color w:val="000000"/>
-          <w:kern w:val="0"/>
-          <w:sz w:val="21"/>
-          <w:szCs w:val="21"/>
-        </w:rPr>
-        <w:t xml:space="preserve">and </w:t>
-      </w:r>
-      <w:r>
-        <w:rPr>
-          <w:rFonts w:ascii="Times New Roman" w:hAnsi="Times New Roman"/>
-          <w:color w:val="000000"/>
-          <w:kern w:val="0"/>
-          <w:sz w:val="21"/>
-          <w:szCs w:val="21"/>
-        </w:rPr>
-        <w:t xml:space="preserve">Hu, </w:t>
-      </w:r>
-      <w:r>
-        <w:rPr>
-          <w:rFonts w:ascii="Times New Roman" w:hAnsi="Times New Roman"/>
-          <w:color w:val="000000"/>
-          <w:kern w:val="0"/>
-          <w:sz w:val="21"/>
-          <w:szCs w:val="21"/>
-        </w:rPr>
-        <w:t xml:space="preserve">Yuhan. </w:t>
-      </w:r>
-      <w:r>
-        <w:rPr>
-          <w:rFonts w:ascii="Times New Roman" w:hAnsi="Times New Roman"/>
-          <w:sz w:val="21"/>
-          <w:szCs w:val="21"/>
-        </w:rPr>
-        <w:t xml:space="preserve">Implementation </w:t>
-      </w:r>
-      <w:r>
-        <w:rPr>
-          <w:rFonts w:ascii="Times New Roman" w:hAnsi="Times New Roman"/>
-          <w:sz w:val="21"/>
-          <w:szCs w:val="21"/>
-        </w:rPr>
-        <w:t>M</w:t>
-      </w:r>
-      <w:r>
-        <w:rPr>
-          <w:rFonts w:ascii="Times New Roman" w:hAnsi="Times New Roman"/>
-          <w:sz w:val="21"/>
-          <w:szCs w:val="21"/>
-        </w:rPr>
-        <w:t xml:space="preserve">atters: </w:t>
-      </w:r>
-      <w:r>
-        <w:rPr>
-          <w:rFonts w:ascii="Times New Roman" w:hAnsi="Times New Roman"/>
-          <w:sz w:val="21"/>
-          <w:szCs w:val="21"/>
-        </w:rPr>
-        <w:t>D</w:t>
-      </w:r>
-      <w:r>
-        <w:rPr>
-          <w:rFonts w:ascii="Times New Roman" w:hAnsi="Times New Roman"/>
-          <w:sz w:val="21"/>
-          <w:szCs w:val="21"/>
-        </w:rPr>
-        <w:t xml:space="preserve">iscursive </w:t>
-      </w:r>
-      <w:r>
-        <w:rPr>
-          <w:rFonts w:ascii="Times New Roman" w:hAnsi="Times New Roman"/>
-          <w:sz w:val="21"/>
-          <w:szCs w:val="21"/>
-        </w:rPr>
-        <w:t>S</w:t>
-      </w:r>
-      <w:r>
-        <w:rPr>
-          <w:rFonts w:ascii="Times New Roman" w:hAnsi="Times New Roman"/>
-          <w:sz w:val="21"/>
-          <w:szCs w:val="21"/>
-        </w:rPr>
-        <w:t xml:space="preserve">trategies of </w:t>
-      </w:r>
-      <w:r>
-        <w:rPr>
-          <w:rFonts w:ascii="Times New Roman" w:hAnsi="Times New Roman"/>
-          <w:sz w:val="21"/>
-          <w:szCs w:val="21"/>
-        </w:rPr>
-        <w:t>A</w:t>
-      </w:r>
-      <w:r>
-        <w:rPr>
-          <w:rFonts w:ascii="Times New Roman" w:hAnsi="Times New Roman"/>
-          <w:sz w:val="21"/>
-          <w:szCs w:val="21"/>
-        </w:rPr>
-        <w:t xml:space="preserve">uthoritarian </w:t>
-      </w:r>
-      <w:r>
-        <w:rPr>
-          <w:rFonts w:ascii="Times New Roman" w:hAnsi="Times New Roman"/>
-          <w:sz w:val="21"/>
-          <w:szCs w:val="21"/>
-        </w:rPr>
-        <w:t>S</w:t>
-      </w:r>
-      <w:r>
-        <w:rPr>
-          <w:rFonts w:ascii="Times New Roman" w:hAnsi="Times New Roman"/>
-          <w:sz w:val="21"/>
-          <w:szCs w:val="21"/>
-        </w:rPr>
-        <w:t xml:space="preserve">tates to </w:t>
-      </w:r>
-      <w:r>
-        <w:rPr>
-          <w:rFonts w:ascii="Times New Roman" w:hAnsi="Times New Roman"/>
-          <w:sz w:val="21"/>
-          <w:szCs w:val="21"/>
-        </w:rPr>
-        <w:t>P</w:t>
-      </w:r>
-      <w:r>
-        <w:rPr>
-          <w:rFonts w:ascii="Times New Roman" w:hAnsi="Times New Roman"/>
-          <w:sz w:val="21"/>
-          <w:szCs w:val="21"/>
-        </w:rPr>
-        <w:t xml:space="preserve">revent </w:t>
-      </w:r>
-      <w:r>
-        <w:rPr>
-          <w:rFonts w:ascii="Times New Roman" w:hAnsi="Times New Roman"/>
-          <w:sz w:val="21"/>
-          <w:szCs w:val="21"/>
-        </w:rPr>
-        <w:t>U</w:t>
-      </w:r>
-      <w:r>
-        <w:rPr>
-          <w:rFonts w:ascii="Times New Roman" w:hAnsi="Times New Roman"/>
-          <w:sz w:val="21"/>
-          <w:szCs w:val="21"/>
-        </w:rPr>
-        <w:t xml:space="preserve">pwards </w:t>
-      </w:r>
-      <w:r>
-        <w:rPr>
-          <w:rFonts w:ascii="Times New Roman" w:hAnsi="Times New Roman"/>
-          <w:sz w:val="21"/>
-          <w:szCs w:val="21"/>
-        </w:rPr>
-        <w:t>S</w:t>
-      </w:r>
-      <w:r>
-        <w:rPr>
-          <w:rFonts w:ascii="Times New Roman" w:hAnsi="Times New Roman"/>
-          <w:sz w:val="21"/>
-          <w:szCs w:val="21"/>
-        </w:rPr>
-        <w:t xml:space="preserve">cale-shift of </w:t>
-      </w:r>
-      <w:r>
-        <w:rPr>
-          <w:rFonts w:ascii="Times New Roman" w:hAnsi="Times New Roman"/>
-          <w:sz w:val="21"/>
-          <w:szCs w:val="21"/>
-        </w:rPr>
-        <w:t>S</w:t>
-      </w:r>
-      <w:r>
-        <w:rPr>
-          <w:rFonts w:ascii="Times New Roman" w:hAnsi="Times New Roman"/>
-          <w:sz w:val="21"/>
-          <w:szCs w:val="21"/>
-        </w:rPr>
-        <w:t xml:space="preserve">ocial </w:t>
-      </w:r>
-      <w:r>
-        <w:rPr>
-          <w:rFonts w:ascii="Times New Roman" w:hAnsi="Times New Roman"/>
-          <w:sz w:val="21"/>
-          <w:szCs w:val="21"/>
-        </w:rPr>
-        <w:t>P</w:t>
-      </w:r>
-      <w:r>
-        <w:rPr>
-          <w:rFonts w:ascii="Times New Roman" w:hAnsi="Times New Roman"/>
-          <w:sz w:val="21"/>
-          <w:szCs w:val="21"/>
-        </w:rPr>
-        <w:t xml:space="preserve">rotests </w:t>
-      </w:r>
-      <w:r>
-        <w:rPr>
-          <w:rFonts w:ascii="Times New Roman" w:eastAsia="Times New Roman" w:hAnsi="Times New Roman"/>
-          <w:color w:val="000000"/>
-          <w:kern w:val="0"/>
-          <w:sz w:val="21"/>
-          <w:szCs w:val="21"/>
-          <w:shd w:val="clear" w:color="auto" w:fill="FFFFFF"/>
-          <w:lang w:eastAsia="zh-CN"/>
-        </w:rPr>
-        <w:t>(</w:t>
-      </w:r>
-      <w:r>
-        <w:rPr>
-          <w:rFonts w:ascii="Times New Roman" w:eastAsia="Times New Roman" w:hAnsi="Times New Roman"/>
-          <w:color w:val="000000"/>
-          <w:kern w:val="0"/>
-          <w:sz w:val="21"/>
-          <w:szCs w:val="21"/>
-          <w:shd w:val="clear" w:color="auto" w:fill="FFFFFF"/>
-        </w:rPr>
-        <w:t xml:space="preserve">accepted by </w:t>
-      </w:r>
       <w:r>
         <w:rPr>
           <w:rFonts w:ascii="Times New Roman" w:eastAsia="Times New Roman" w:hAnsi="Times New Roman"/>
@@ -3135,61 +3059,6 @@
           <w:szCs w:val="21"/>
           <w:shd w:val="clear" w:color="auto" w:fill="FFFFFF"/>
         </w:rPr>
-        <w:t>APSA 2025</w:t>
-      </w:r>
-      <w:r>
-        <w:rPr>
-          <w:rFonts w:ascii="Times New Roman" w:eastAsia="Times New Roman" w:hAnsi="Times New Roman"/>
-          <w:color w:val="000000"/>
-          <w:kern w:val="0"/>
-          <w:sz w:val="21"/>
-          <w:szCs w:val="21"/>
-          <w:shd w:val="clear" w:color="auto" w:fill="FFFFFF"/>
-        </w:rPr>
-        <w:t>)</w:t>
-      </w:r>
-      <w:r>
-        <w:rPr>
-          <w:rFonts w:ascii="Times New Roman" w:eastAsia="Times New Roman" w:hAnsi="Times New Roman"/>
-          <w:color w:val="000000"/>
-          <w:kern w:val="0"/>
-          <w:sz w:val="21"/>
-          <w:szCs w:val="21"/>
-          <w:shd w:val="clear" w:color="auto" w:fill="FFFFFF"/>
-        </w:rPr>
-        <w:t>.</w:t>
-      </w:r>
-    </w:p>
-    <w:p>
-      <w:pPr>
-        <w:pStyle w:val="ListParagraph"/>
-        <w:numPr>
-          <w:ilvl w:val="0"/>
-          <w:numId w:val="48"/>
-        </w:numPr>
-        <w:spacing w:line="276" w:lineRule="auto"/>
-        <w:ind w:leftChars="0"/>
-        <w:rPr>
-          <w:rFonts w:ascii="Times New Roman" w:hAnsi="Times New Roman"/>
-          <w:i/>
-          <w:iCs/>
-          <w:color w:val="000000"/>
-          <w:kern w:val="0"/>
-          <w:sz w:val="21"/>
-          <w:szCs w:val="21"/>
-        </w:rPr>
-      </w:pPr>
-      <w:r>
-        <w:rPr>
-          <w:rFonts w:ascii="Times New Roman" w:eastAsia="Times New Roman" w:hAnsi="Times New Roman"/>
-          <w:b/>
-          <w:bCs/>
-          <w:color w:val="000000"/>
-          <w:kern w:val="0"/>
-          <w:sz w:val="21"/>
-          <w:szCs w:val="21"/>
-          <w:shd w:val="clear" w:color="auto" w:fill="FFFFFF"/>
-        </w:rPr>
         <w:t>Fong, Chi Shun</w:t>
       </w:r>
       <w:r>
@@ -3479,7 +3348,25 @@
           <w:shd w:val="clear" w:color="auto" w:fill="FFFFFF"/>
           <w:lang w:eastAsia="zh-CN"/>
         </w:rPr>
-        <w:t xml:space="preserve">(accepted by </w:t>
+        <w:t>(</w:t>
+      </w:r>
+      <w:r>
+        <w:rPr>
+          <w:rFonts w:ascii="Times New Roman" w:hAnsi="Times New Roman"/>
+          <w:sz w:val="21"/>
+          <w:szCs w:val="21"/>
+          <w:shd w:val="clear" w:color="auto" w:fill="FFFFFF"/>
+        </w:rPr>
+        <w:t xml:space="preserve">presented </w:t>
+      </w:r>
+      <w:r>
+        <w:rPr>
+          <w:rFonts w:ascii="Times New Roman" w:hAnsi="Times New Roman"/>
+          <w:sz w:val="21"/>
+          <w:szCs w:val="21"/>
+          <w:shd w:val="clear" w:color="auto" w:fill="FFFFFF"/>
+        </w:rPr>
+        <w:t xml:space="preserve">at </w:t>
       </w:r>
       <w:proofErr w:type="spellStart"/>
       <w:r>
@@ -3536,6 +3423,58 @@
           <w:lang w:eastAsia="zh-CN"/>
         </w:rPr>
         <w:t>Computational Communication Research</w:t>
+      </w:r>
+      <w:r>
+        <w:rPr>
+          <w:rFonts w:ascii="Times New Roman" w:eastAsia="Times New Roman" w:hAnsi="Times New Roman"/>
+          <w:b/>
+          <w:bCs/>
+          <w:color w:val="222222"/>
+          <w:kern w:val="0"/>
+          <w:sz w:val="21"/>
+          <w:szCs w:val="21"/>
+          <w:shd w:val="clear" w:color="auto" w:fill="FFFFFF"/>
+          <w:lang w:eastAsia="zh-CN"/>
+        </w:rPr>
+        <w:t xml:space="preserve"> </w:t>
+      </w:r>
+      <w:r>
+        <w:rPr>
+          <w:rFonts w:ascii="Times New Roman" w:eastAsia="Times New Roman" w:hAnsi="Times New Roman"/>
+          <w:color w:val="222222"/>
+          <w:kern w:val="0"/>
+          <w:sz w:val="21"/>
+          <w:szCs w:val="21"/>
+          <w:shd w:val="clear" w:color="auto" w:fill="FFFFFF"/>
+          <w:lang w:eastAsia="zh-CN"/>
+        </w:rPr>
+        <w:t>– offer</w:t>
+      </w:r>
+      <w:r>
+        <w:rPr>
+          <w:rFonts w:ascii="Times New Roman" w:eastAsia="Times New Roman" w:hAnsi="Times New Roman"/>
+          <w:b/>
+          <w:bCs/>
+          <w:color w:val="222222"/>
+          <w:kern w:val="0"/>
+          <w:sz w:val="21"/>
+          <w:szCs w:val="21"/>
+          <w:shd w:val="clear" w:color="auto" w:fill="FFFFFF"/>
+          <w:lang w:eastAsia="zh-CN"/>
+        </w:rPr>
+        <w:t xml:space="preserve"> </w:t>
+      </w:r>
+      <w:r>
+        <w:rPr>
+          <w:rFonts w:ascii="Times New Roman" w:eastAsia="Times New Roman" w:hAnsi="Times New Roman"/>
+          <w:color w:val="222222"/>
+          <w:kern w:val="0"/>
+          <w:sz w:val="21"/>
+          <w:szCs w:val="21"/>
+          <w:shd w:val="clear" w:color="auto" w:fill="FFFFFF"/>
+          <w:lang w:eastAsia="zh-CN"/>
+        </w:rPr>
+        <w:t>rejected</w:t>
       </w:r>
       <w:r>
         <w:rPr>
@@ -5741,6 +5680,7 @@
           <w:bCs/>
           <w:szCs w:val="20"/>
         </w:rPr>
+        <w:lastRenderedPageBreak/>
         <w:t>Grants</w:t>
       </w:r>
       <w:r>
@@ -5782,457 +5722,6 @@
           <w:lang w:eastAsia="zh-HK"/>
         </w:rPr>
         <w:t xml:space="preserve"> and Honors</w:t>
-      </w:r>
-    </w:p>
-    <w:p>
-      <w:pPr>
-        <w:pStyle w:val="ListParagraph"/>
-        <w:numPr>
-          <w:ilvl w:val="0"/>
-          <w:numId w:val="35"/>
-        </w:numPr>
-        <w:spacing w:line="276" w:lineRule="auto"/>
-        <w:ind w:leftChars="0"/>
-        <w:jc w:val="both"/>
-        <w:rPr>
-          <w:rFonts w:ascii="Times New Roman" w:hAnsi="Times New Roman"/>
-          <w:color w:val="000000" w:themeColor="text1"/>
-          <w:sz w:val="21"/>
-          <w:szCs w:val="21"/>
-          <w:lang w:eastAsia="zh-HK"/>
-        </w:rPr>
-      </w:pPr>
-      <w:r>
-        <w:rPr>
-          <w:rFonts w:ascii="Times New Roman" w:hAnsi="Times New Roman"/>
-          <w:color w:val="000000" w:themeColor="text1"/>
-          <w:sz w:val="21"/>
-          <w:szCs w:val="21"/>
-          <w:lang w:eastAsia="zh-HK"/>
-        </w:rPr>
-        <w:t>Graduate Research Support Program (GA duty relief</w:t>
-      </w:r>
-      <w:r>
-        <w:rPr>
-          <w:rFonts w:ascii="Times New Roman" w:hAnsi="Times New Roman"/>
-          <w:color w:val="000000" w:themeColor="text1"/>
-          <w:sz w:val="21"/>
-          <w:szCs w:val="21"/>
-          <w:lang w:eastAsia="zh-HK"/>
-        </w:rPr>
-        <w:t>, ~</w:t>
-      </w:r>
-      <w:r>
-        <w:rPr>
-          <w:rFonts w:ascii="Times New Roman" w:hAnsi="Times New Roman"/>
-          <w:color w:val="000000" w:themeColor="text1"/>
-          <w:sz w:val="21"/>
-          <w:szCs w:val="21"/>
-          <w:lang w:eastAsia="zh-HK"/>
-        </w:rPr>
-        <w:t>$7500), PSU College of Liberal Art (Fall 2025)</w:t>
-      </w:r>
-    </w:p>
-    <w:p>
-      <w:pPr>
-        <w:pStyle w:val="ListParagraph"/>
-        <w:numPr>
-          <w:ilvl w:val="0"/>
-          <w:numId w:val="35"/>
-        </w:numPr>
-        <w:spacing w:line="276" w:lineRule="auto"/>
-        <w:ind w:leftChars="0"/>
-        <w:jc w:val="both"/>
-        <w:rPr>
-          <w:rFonts w:ascii="Times New Roman" w:hAnsi="Times New Roman"/>
-          <w:color w:val="000000" w:themeColor="text1"/>
-          <w:sz w:val="21"/>
-          <w:szCs w:val="21"/>
-          <w:lang w:eastAsia="zh-HK"/>
-        </w:rPr>
-      </w:pPr>
-      <w:r>
-        <w:rPr>
-          <w:rFonts w:ascii="Times New Roman" w:hAnsi="Times New Roman"/>
-          <w:color w:val="000000" w:themeColor="text1"/>
-          <w:sz w:val="21"/>
-          <w:szCs w:val="21"/>
-          <w:lang w:eastAsia="zh-HK"/>
-        </w:rPr>
-        <w:t>Travel Grant ($1000), The Society for Political Methodology (Summer 2025)</w:t>
-      </w:r>
-    </w:p>
-    <w:p>
-      <w:pPr>
-        <w:pStyle w:val="ListParagraph"/>
-        <w:numPr>
-          <w:ilvl w:val="0"/>
-          <w:numId w:val="35"/>
-        </w:numPr>
-        <w:spacing w:line="276" w:lineRule="auto"/>
-        <w:ind w:leftChars="0"/>
-        <w:jc w:val="both"/>
-        <w:rPr>
-          <w:rFonts w:ascii="Times New Roman" w:hAnsi="Times New Roman"/>
-          <w:color w:val="000000" w:themeColor="text1"/>
-          <w:sz w:val="21"/>
-          <w:szCs w:val="21"/>
-          <w:lang w:eastAsia="zh-HK"/>
-        </w:rPr>
-      </w:pPr>
-      <w:r>
-        <w:rPr>
-          <w:rFonts w:ascii="Times New Roman" w:hAnsi="Times New Roman"/>
-          <w:color w:val="000000" w:themeColor="text1"/>
-          <w:sz w:val="21"/>
-          <w:szCs w:val="21"/>
-          <w:lang w:eastAsia="zh-HK"/>
-        </w:rPr>
-        <w:t xml:space="preserve">Program in Comparative Politics </w:t>
-      </w:r>
-      <w:r>
-        <w:rPr>
-          <w:rFonts w:ascii="Times New Roman" w:hAnsi="Times New Roman"/>
-          <w:color w:val="000000" w:themeColor="text1"/>
-          <w:sz w:val="21"/>
-          <w:szCs w:val="21"/>
-          <w:lang w:eastAsia="zh-HK"/>
-        </w:rPr>
-        <w:t>(</w:t>
-      </w:r>
-      <w:proofErr w:type="spellStart"/>
-      <w:r>
-        <w:rPr>
-          <w:rFonts w:ascii="Times New Roman" w:hAnsi="Times New Roman"/>
-          <w:color w:val="000000" w:themeColor="text1"/>
-          <w:sz w:val="21"/>
-          <w:szCs w:val="21"/>
-          <w:lang w:eastAsia="zh-HK"/>
-        </w:rPr>
-        <w:t>PiCP</w:t>
-      </w:r>
-      <w:proofErr w:type="spellEnd"/>
-      <w:r>
-        <w:rPr>
-          <w:rFonts w:ascii="Times New Roman" w:hAnsi="Times New Roman"/>
-          <w:color w:val="000000" w:themeColor="text1"/>
-          <w:sz w:val="21"/>
-          <w:szCs w:val="21"/>
-          <w:lang w:eastAsia="zh-HK"/>
-        </w:rPr>
-        <w:t xml:space="preserve">) </w:t>
-      </w:r>
-      <w:r>
-        <w:rPr>
-          <w:rFonts w:ascii="Times New Roman" w:hAnsi="Times New Roman"/>
-          <w:color w:val="000000" w:themeColor="text1"/>
-          <w:sz w:val="21"/>
-          <w:szCs w:val="21"/>
-          <w:lang w:eastAsia="zh-HK"/>
-        </w:rPr>
-        <w:t>Research Grant (</w:t>
-      </w:r>
-      <w:r>
-        <w:rPr>
-          <w:rFonts w:ascii="Times New Roman" w:hAnsi="Times New Roman"/>
-          <w:color w:val="000000" w:themeColor="text1"/>
-          <w:sz w:val="21"/>
-          <w:szCs w:val="21"/>
-          <w:lang w:eastAsia="zh-HK"/>
-        </w:rPr>
-        <w:t>$900</w:t>
-      </w:r>
-      <w:r>
-        <w:rPr>
-          <w:rFonts w:ascii="Times New Roman" w:hAnsi="Times New Roman"/>
-          <w:color w:val="000000" w:themeColor="text1"/>
-          <w:sz w:val="21"/>
-          <w:szCs w:val="21"/>
-          <w:lang w:eastAsia="zh-HK"/>
-        </w:rPr>
-        <w:t>), PSU Political Science (</w:t>
-      </w:r>
-      <w:r>
-        <w:rPr>
-          <w:rFonts w:ascii="Times New Roman" w:hAnsi="Times New Roman"/>
-          <w:color w:val="000000" w:themeColor="text1"/>
-          <w:sz w:val="21"/>
-          <w:szCs w:val="21"/>
-          <w:lang w:eastAsia="zh-HK"/>
-        </w:rPr>
-        <w:t>Spring</w:t>
-      </w:r>
-      <w:r>
-        <w:rPr>
-          <w:rFonts w:ascii="Times New Roman" w:hAnsi="Times New Roman"/>
-          <w:color w:val="000000" w:themeColor="text1"/>
-          <w:sz w:val="21"/>
-          <w:szCs w:val="21"/>
-          <w:lang w:eastAsia="zh-HK"/>
-        </w:rPr>
-        <w:t xml:space="preserve"> 2025)</w:t>
-      </w:r>
-    </w:p>
-    <w:p>
-      <w:pPr>
-        <w:pStyle w:val="ListParagraph"/>
-        <w:numPr>
-          <w:ilvl w:val="0"/>
-          <w:numId w:val="35"/>
-        </w:numPr>
-        <w:spacing w:line="276" w:lineRule="auto"/>
-        <w:ind w:leftChars="0"/>
-        <w:jc w:val="both"/>
-        <w:rPr>
-          <w:rFonts w:ascii="Times New Roman" w:hAnsi="Times New Roman"/>
-          <w:color w:val="000000" w:themeColor="text1"/>
-          <w:sz w:val="21"/>
-          <w:szCs w:val="21"/>
-          <w:lang w:eastAsia="zh-HK"/>
-        </w:rPr>
-      </w:pPr>
-      <w:proofErr w:type="spellStart"/>
-      <w:r>
-        <w:rPr>
-          <w:rFonts w:ascii="Times New Roman" w:hAnsi="Times New Roman"/>
-          <w:color w:val="000000" w:themeColor="text1"/>
-          <w:sz w:val="21"/>
-          <w:szCs w:val="21"/>
-          <w:lang w:eastAsia="zh-HK"/>
-        </w:rPr>
-        <w:t>PiCP</w:t>
-      </w:r>
-      <w:proofErr w:type="spellEnd"/>
-      <w:r>
-        <w:rPr>
-          <w:rFonts w:ascii="Times New Roman" w:hAnsi="Times New Roman"/>
-          <w:color w:val="000000" w:themeColor="text1"/>
-          <w:sz w:val="21"/>
-          <w:szCs w:val="21"/>
-          <w:lang w:eastAsia="zh-HK"/>
-        </w:rPr>
-        <w:t xml:space="preserve"> </w:t>
-      </w:r>
-      <w:r>
-        <w:rPr>
-          <w:rFonts w:ascii="Times New Roman" w:hAnsi="Times New Roman"/>
-          <w:color w:val="000000" w:themeColor="text1"/>
-          <w:sz w:val="21"/>
-          <w:szCs w:val="21"/>
-          <w:lang w:eastAsia="zh-HK"/>
-        </w:rPr>
-        <w:t>Fellowship (GA duty relief, ~7,500), PSU Political Science (Spring 2025)</w:t>
-      </w:r>
-    </w:p>
-    <w:p>
-      <w:pPr>
-        <w:pStyle w:val="ListParagraph"/>
-        <w:numPr>
-          <w:ilvl w:val="0"/>
-          <w:numId w:val="35"/>
-        </w:numPr>
-        <w:spacing w:line="276" w:lineRule="auto"/>
-        <w:ind w:leftChars="0"/>
-        <w:jc w:val="both"/>
-        <w:rPr>
-          <w:rFonts w:ascii="Times New Roman" w:hAnsi="Times New Roman"/>
-          <w:color w:val="000000" w:themeColor="text1"/>
-          <w:sz w:val="21"/>
-          <w:szCs w:val="21"/>
-          <w:lang w:eastAsia="zh-HK"/>
-        </w:rPr>
-      </w:pPr>
-      <w:r>
-        <w:rPr>
-          <w:rFonts w:ascii="Times New Roman" w:hAnsi="Times New Roman"/>
-          <w:color w:val="000000" w:themeColor="text1"/>
-          <w:sz w:val="21"/>
-          <w:szCs w:val="21"/>
-          <w:lang w:eastAsia="zh-HK"/>
-        </w:rPr>
-        <w:t>Graduate Research Support Program</w:t>
-      </w:r>
-      <w:r>
-        <w:rPr>
-          <w:rFonts w:ascii="Times New Roman" w:hAnsi="Times New Roman"/>
-          <w:color w:val="000000" w:themeColor="text1"/>
-          <w:sz w:val="21"/>
-          <w:szCs w:val="21"/>
-          <w:lang w:eastAsia="zh-HK"/>
-        </w:rPr>
-        <w:t xml:space="preserve"> ($2000), PSU College of Liberal Art (Spring 2025)</w:t>
-      </w:r>
-    </w:p>
-    <w:p>
-      <w:pPr>
-        <w:pStyle w:val="ListParagraph"/>
-        <w:numPr>
-          <w:ilvl w:val="0"/>
-          <w:numId w:val="35"/>
-        </w:numPr>
-        <w:spacing w:line="276" w:lineRule="auto"/>
-        <w:ind w:leftChars="0"/>
-        <w:jc w:val="both"/>
-        <w:rPr>
-          <w:rFonts w:ascii="Times New Roman" w:hAnsi="Times New Roman"/>
-          <w:color w:val="000000" w:themeColor="text1"/>
-          <w:sz w:val="21"/>
-          <w:szCs w:val="21"/>
-          <w:lang w:eastAsia="zh-HK"/>
-        </w:rPr>
-      </w:pPr>
-      <w:proofErr w:type="spellStart"/>
-      <w:r>
-        <w:rPr>
-          <w:rFonts w:ascii="Times New Roman" w:hAnsi="Times New Roman"/>
-          <w:color w:val="000000" w:themeColor="text1"/>
-          <w:sz w:val="21"/>
-          <w:szCs w:val="21"/>
-          <w:lang w:eastAsia="zh-HK"/>
-        </w:rPr>
-        <w:t>PiCP</w:t>
-      </w:r>
-      <w:proofErr w:type="spellEnd"/>
-      <w:r>
-        <w:rPr>
-          <w:rFonts w:ascii="Times New Roman" w:hAnsi="Times New Roman"/>
-          <w:color w:val="000000" w:themeColor="text1"/>
-          <w:sz w:val="21"/>
-          <w:szCs w:val="21"/>
-          <w:lang w:eastAsia="zh-HK"/>
-        </w:rPr>
-        <w:t xml:space="preserve"> Research Grant (</w:t>
-      </w:r>
-      <w:r>
-        <w:rPr>
-          <w:rFonts w:ascii="Times New Roman" w:hAnsi="Times New Roman"/>
-          <w:color w:val="000000" w:themeColor="text1"/>
-          <w:sz w:val="21"/>
-          <w:szCs w:val="21"/>
-          <w:lang w:eastAsia="zh-HK"/>
-        </w:rPr>
-        <w:t>$</w:t>
-      </w:r>
-      <w:r>
-        <w:rPr>
-          <w:rFonts w:ascii="Times New Roman" w:hAnsi="Times New Roman"/>
-          <w:color w:val="000000" w:themeColor="text1"/>
-          <w:sz w:val="21"/>
-          <w:szCs w:val="21"/>
-          <w:lang w:eastAsia="zh-HK"/>
-        </w:rPr>
-        <w:t>2,400), PSU Political Science (Fall 2024)</w:t>
-      </w:r>
-    </w:p>
-    <w:p>
-      <w:pPr>
-        <w:pStyle w:val="ListParagraph"/>
-        <w:numPr>
-          <w:ilvl w:val="0"/>
-          <w:numId w:val="35"/>
-        </w:numPr>
-        <w:spacing w:line="276" w:lineRule="auto"/>
-        <w:ind w:leftChars="0"/>
-        <w:jc w:val="both"/>
-        <w:rPr>
-          <w:rFonts w:ascii="Times New Roman" w:hAnsi="Times New Roman"/>
-          <w:color w:val="000000" w:themeColor="text1"/>
-          <w:sz w:val="21"/>
-          <w:szCs w:val="21"/>
-          <w:lang w:eastAsia="zh-HK"/>
-        </w:rPr>
-      </w:pPr>
-      <w:proofErr w:type="spellStart"/>
-      <w:r>
-        <w:rPr>
-          <w:rFonts w:ascii="Times New Roman" w:hAnsi="Times New Roman"/>
-          <w:color w:val="000000" w:themeColor="text1"/>
-          <w:sz w:val="21"/>
-          <w:szCs w:val="21"/>
-          <w:lang w:eastAsia="zh-HK"/>
-        </w:rPr>
-        <w:t>PiCP</w:t>
-      </w:r>
-      <w:proofErr w:type="spellEnd"/>
-      <w:r>
-        <w:rPr>
-          <w:rFonts w:ascii="Times New Roman" w:hAnsi="Times New Roman"/>
-          <w:color w:val="000000" w:themeColor="text1"/>
-          <w:sz w:val="21"/>
-          <w:szCs w:val="21"/>
-          <w:lang w:eastAsia="zh-HK"/>
-        </w:rPr>
-        <w:t xml:space="preserve"> </w:t>
-      </w:r>
-      <w:r>
-        <w:rPr>
-          <w:rFonts w:ascii="Times New Roman" w:hAnsi="Times New Roman"/>
-          <w:color w:val="000000" w:themeColor="text1"/>
-          <w:sz w:val="21"/>
-          <w:szCs w:val="21"/>
-          <w:lang w:eastAsia="zh-HK"/>
-        </w:rPr>
-        <w:t>Research Grant (</w:t>
-      </w:r>
-      <w:r>
-        <w:rPr>
-          <w:rFonts w:ascii="Times New Roman" w:hAnsi="Times New Roman"/>
-          <w:color w:val="000000" w:themeColor="text1"/>
-          <w:sz w:val="21"/>
-          <w:szCs w:val="21"/>
-          <w:lang w:eastAsia="zh-HK"/>
-        </w:rPr>
-        <w:t>$</w:t>
-      </w:r>
-      <w:r>
-        <w:rPr>
-          <w:rFonts w:ascii="Times New Roman" w:hAnsi="Times New Roman"/>
-          <w:color w:val="000000" w:themeColor="text1"/>
-          <w:sz w:val="21"/>
-          <w:szCs w:val="21"/>
-          <w:lang w:eastAsia="zh-HK"/>
-        </w:rPr>
-        <w:t>1,200), PSU</w:t>
-      </w:r>
-      <w:r>
-        <w:rPr>
-          <w:rFonts w:ascii="Times New Roman" w:hAnsi="Times New Roman"/>
-          <w:color w:val="000000" w:themeColor="text1"/>
-          <w:sz w:val="21"/>
-          <w:szCs w:val="21"/>
-          <w:lang w:eastAsia="zh-HK"/>
-        </w:rPr>
-        <w:t xml:space="preserve"> Political Science</w:t>
-      </w:r>
-      <w:r>
-        <w:rPr>
-          <w:rFonts w:ascii="Times New Roman" w:hAnsi="Times New Roman"/>
-          <w:color w:val="000000" w:themeColor="text1"/>
-          <w:sz w:val="21"/>
-          <w:szCs w:val="21"/>
-          <w:lang w:eastAsia="zh-HK"/>
-        </w:rPr>
-        <w:t xml:space="preserve"> (</w:t>
-      </w:r>
-      <w:r>
-        <w:rPr>
-          <w:rFonts w:ascii="Times New Roman" w:hAnsi="Times New Roman"/>
-          <w:color w:val="000000" w:themeColor="text1"/>
-          <w:sz w:val="21"/>
-          <w:szCs w:val="21"/>
-          <w:lang w:eastAsia="zh-HK"/>
-        </w:rPr>
-        <w:t>Spring</w:t>
-      </w:r>
-      <w:r>
-        <w:rPr>
-          <w:rFonts w:ascii="Times New Roman" w:hAnsi="Times New Roman"/>
-          <w:color w:val="000000" w:themeColor="text1"/>
-          <w:sz w:val="21"/>
-          <w:szCs w:val="21"/>
-          <w:lang w:eastAsia="zh-HK"/>
-        </w:rPr>
-        <w:t xml:space="preserve"> 2024)</w:t>
       </w:r>
     </w:p>
     <w:p>
@@ -6258,6 +5747,16 @@
       </w:pPr>
       <w:r>
         <w:rPr>
+          <w:rFonts w:ascii="Times New Roman" w:hAnsi="Times New Roman"/>
+          <w:color w:val="000000" w:themeColor="text1"/>
+          <w:sz w:val="21"/>
+          <w:szCs w:val="21"/>
+          <w:lang w:eastAsia="zh-HK"/>
+        </w:rPr>
+        <w:t xml:space="preserve">Travel Award ($200), </w:t>
+      </w:r>
+      <w:r>
+        <w:rPr>
           <w:rFonts w:ascii="Times New Roman" w:eastAsia="Times New Roman" w:hAnsi="Times New Roman"/>
           <w:color w:val="000000" w:themeColor="text1"/>
           <w:kern w:val="0"/>
@@ -6265,7 +5764,7 @@
           <w:szCs w:val="21"/>
           <w:lang w:eastAsia="zh-CN"/>
         </w:rPr>
-        <w:t xml:space="preserve">Departmental </w:t>
+        <w:t>APSA (202</w:t>
       </w:r>
       <w:r>
         <w:rPr>
@@ -6276,7 +5775,276 @@
           <w:szCs w:val="21"/>
           <w:lang w:eastAsia="zh-CN"/>
         </w:rPr>
-        <w:t>Research Grant, Department of Applied Social Sciences, (100,000 HKD, with Jingping Liu), The Hong Kong Polytechnic University (2023-202</w:t>
+        <w:t>5)</w:t>
+      </w:r>
+    </w:p>
+    <w:p>
+      <w:pPr>
+        <w:pStyle w:val="ListParagraph"/>
+        <w:numPr>
+          <w:ilvl w:val="0"/>
+          <w:numId w:val="35"/>
+        </w:numPr>
+        <w:spacing w:line="276" w:lineRule="auto"/>
+        <w:ind w:leftChars="0"/>
+        <w:jc w:val="both"/>
+        <w:rPr>
+          <w:rFonts w:ascii="Times New Roman" w:hAnsi="Times New Roman"/>
+          <w:color w:val="000000" w:themeColor="text1"/>
+          <w:sz w:val="21"/>
+          <w:szCs w:val="21"/>
+          <w:lang w:eastAsia="zh-HK"/>
+        </w:rPr>
+      </w:pPr>
+      <w:r>
+        <w:rPr>
+          <w:rFonts w:ascii="Times New Roman" w:hAnsi="Times New Roman"/>
+          <w:color w:val="000000" w:themeColor="text1"/>
+          <w:sz w:val="21"/>
+          <w:szCs w:val="21"/>
+          <w:lang w:eastAsia="zh-HK"/>
+        </w:rPr>
+        <w:t>Graduate Research Support Program (GA duty relief</w:t>
+      </w:r>
+      <w:r>
+        <w:rPr>
+          <w:rFonts w:ascii="Times New Roman" w:hAnsi="Times New Roman"/>
+          <w:color w:val="000000" w:themeColor="text1"/>
+          <w:sz w:val="21"/>
+          <w:szCs w:val="21"/>
+          <w:lang w:eastAsia="zh-HK"/>
+        </w:rPr>
+        <w:t>, ~</w:t>
+      </w:r>
+      <w:r>
+        <w:rPr>
+          <w:rFonts w:ascii="Times New Roman" w:hAnsi="Times New Roman"/>
+          <w:color w:val="000000" w:themeColor="text1"/>
+          <w:sz w:val="21"/>
+          <w:szCs w:val="21"/>
+          <w:lang w:eastAsia="zh-HK"/>
+        </w:rPr>
+        <w:t xml:space="preserve">$7500), College of </w:t>
+      </w:r>
+      <w:r>
+        <w:rPr>
+          <w:rFonts w:ascii="Times New Roman" w:hAnsi="Times New Roman"/>
+          <w:color w:val="000000" w:themeColor="text1"/>
+          <w:sz w:val="21"/>
+          <w:szCs w:val="21"/>
+          <w:lang w:eastAsia="zh-HK"/>
+        </w:rPr>
+        <w:t xml:space="preserve">the </w:t>
+      </w:r>
+      <w:r>
+        <w:rPr>
+          <w:rFonts w:ascii="Times New Roman" w:hAnsi="Times New Roman"/>
+          <w:color w:val="000000" w:themeColor="text1"/>
+          <w:sz w:val="21"/>
+          <w:szCs w:val="21"/>
+          <w:lang w:eastAsia="zh-HK"/>
+        </w:rPr>
+        <w:t>Liberal Art</w:t>
+      </w:r>
+      <w:r>
+        <w:rPr>
+          <w:rFonts w:ascii="Times New Roman" w:hAnsi="Times New Roman"/>
+          <w:color w:val="000000" w:themeColor="text1"/>
+          <w:sz w:val="21"/>
+          <w:szCs w:val="21"/>
+          <w:lang w:eastAsia="zh-HK"/>
+        </w:rPr>
+        <w:t xml:space="preserve">s, </w:t>
+      </w:r>
+      <w:r>
+        <w:rPr>
+          <w:rFonts w:ascii="Times New Roman" w:hAnsi="Times New Roman"/>
+          <w:color w:val="000000" w:themeColor="text1"/>
+          <w:sz w:val="21"/>
+          <w:szCs w:val="21"/>
+          <w:lang w:eastAsia="zh-HK"/>
+        </w:rPr>
+        <w:t>PSU</w:t>
+      </w:r>
+      <w:r>
+        <w:rPr>
+          <w:rFonts w:ascii="Times New Roman" w:hAnsi="Times New Roman"/>
+          <w:color w:val="000000" w:themeColor="text1"/>
+          <w:sz w:val="21"/>
+          <w:szCs w:val="21"/>
+          <w:lang w:eastAsia="zh-HK"/>
+        </w:rPr>
+        <w:t xml:space="preserve"> (Fall 2025)</w:t>
+      </w:r>
+    </w:p>
+    <w:p>
+      <w:pPr>
+        <w:pStyle w:val="ListParagraph"/>
+        <w:numPr>
+          <w:ilvl w:val="0"/>
+          <w:numId w:val="35"/>
+        </w:numPr>
+        <w:spacing w:line="276" w:lineRule="auto"/>
+        <w:ind w:leftChars="0"/>
+        <w:jc w:val="both"/>
+        <w:rPr>
+          <w:rFonts w:ascii="Times New Roman" w:hAnsi="Times New Roman"/>
+          <w:color w:val="000000" w:themeColor="text1"/>
+          <w:sz w:val="21"/>
+          <w:szCs w:val="21"/>
+          <w:lang w:eastAsia="zh-HK"/>
+        </w:rPr>
+      </w:pPr>
+      <w:r>
+        <w:rPr>
+          <w:rFonts w:ascii="Times New Roman" w:hAnsi="Times New Roman"/>
+          <w:color w:val="000000" w:themeColor="text1"/>
+          <w:sz w:val="21"/>
+          <w:szCs w:val="21"/>
+          <w:lang w:eastAsia="zh-HK"/>
+        </w:rPr>
+        <w:t xml:space="preserve">Travel </w:t>
+      </w:r>
+      <w:r>
+        <w:rPr>
+          <w:rFonts w:ascii="Times New Roman" w:hAnsi="Times New Roman"/>
+          <w:color w:val="000000" w:themeColor="text1"/>
+          <w:sz w:val="21"/>
+          <w:szCs w:val="21"/>
+          <w:lang w:eastAsia="zh-HK"/>
+        </w:rPr>
+        <w:t>Award</w:t>
+      </w:r>
+      <w:r>
+        <w:rPr>
+          <w:rFonts w:ascii="Times New Roman" w:hAnsi="Times New Roman"/>
+          <w:color w:val="000000" w:themeColor="text1"/>
+          <w:sz w:val="21"/>
+          <w:szCs w:val="21"/>
+          <w:lang w:eastAsia="zh-HK"/>
+        </w:rPr>
+        <w:t xml:space="preserve"> </w:t>
+      </w:r>
+      <w:r>
+        <w:rPr>
+          <w:rFonts w:ascii="Times New Roman" w:hAnsi="Times New Roman"/>
+          <w:color w:val="000000" w:themeColor="text1"/>
+          <w:sz w:val="21"/>
+          <w:szCs w:val="21"/>
+          <w:lang w:eastAsia="zh-HK"/>
+        </w:rPr>
+        <w:t>($</w:t>
+      </w:r>
+      <w:r>
+        <w:rPr>
+          <w:rFonts w:ascii="Times New Roman" w:hAnsi="Times New Roman"/>
+          <w:color w:val="000000" w:themeColor="text1"/>
+          <w:sz w:val="21"/>
+          <w:szCs w:val="21"/>
+          <w:lang w:eastAsia="zh-HK"/>
+        </w:rPr>
+        <w:t>5</w:t>
+      </w:r>
+      <w:r>
+        <w:rPr>
+          <w:rFonts w:ascii="Times New Roman" w:hAnsi="Times New Roman"/>
+          <w:color w:val="000000" w:themeColor="text1"/>
+          <w:sz w:val="21"/>
+          <w:szCs w:val="21"/>
+          <w:lang w:eastAsia="zh-HK"/>
+        </w:rPr>
+        <w:t>00), The Society for Political Methodology (Summer 2025)</w:t>
+      </w:r>
+    </w:p>
+    <w:p>
+      <w:pPr>
+        <w:pStyle w:val="ListParagraph"/>
+        <w:numPr>
+          <w:ilvl w:val="0"/>
+          <w:numId w:val="35"/>
+        </w:numPr>
+        <w:spacing w:line="276" w:lineRule="auto"/>
+        <w:ind w:leftChars="0"/>
+        <w:jc w:val="both"/>
+        <w:rPr>
+          <w:rFonts w:ascii="Times New Roman" w:hAnsi="Times New Roman"/>
+          <w:color w:val="000000" w:themeColor="text1"/>
+          <w:sz w:val="21"/>
+          <w:szCs w:val="21"/>
+          <w:lang w:eastAsia="zh-HK"/>
+        </w:rPr>
+      </w:pPr>
+      <w:r>
+        <w:rPr>
+          <w:rFonts w:ascii="Times New Roman" w:hAnsi="Times New Roman"/>
+          <w:color w:val="000000" w:themeColor="text1"/>
+          <w:sz w:val="21"/>
+          <w:szCs w:val="21"/>
+          <w:lang w:eastAsia="zh-HK"/>
+        </w:rPr>
+        <w:t xml:space="preserve">Program in Comparative Politics </w:t>
+      </w:r>
+      <w:r>
+        <w:rPr>
+          <w:rFonts w:ascii="Times New Roman" w:hAnsi="Times New Roman"/>
+          <w:color w:val="000000" w:themeColor="text1"/>
+          <w:sz w:val="21"/>
+          <w:szCs w:val="21"/>
+          <w:lang w:eastAsia="zh-HK"/>
+        </w:rPr>
+        <w:t>(</w:t>
+      </w:r>
+      <w:proofErr w:type="spellStart"/>
+      <w:r>
+        <w:rPr>
+          <w:rFonts w:ascii="Times New Roman" w:hAnsi="Times New Roman"/>
+          <w:color w:val="000000" w:themeColor="text1"/>
+          <w:sz w:val="21"/>
+          <w:szCs w:val="21"/>
+          <w:lang w:eastAsia="zh-HK"/>
+        </w:rPr>
+        <w:t>PiCP</w:t>
+      </w:r>
+      <w:proofErr w:type="spellEnd"/>
+      <w:r>
+        <w:rPr>
+          <w:rFonts w:ascii="Times New Roman" w:hAnsi="Times New Roman"/>
+          <w:color w:val="000000" w:themeColor="text1"/>
+          <w:sz w:val="21"/>
+          <w:szCs w:val="21"/>
+          <w:lang w:eastAsia="zh-HK"/>
+        </w:rPr>
+        <w:t xml:space="preserve">) </w:t>
+      </w:r>
+      <w:r>
+        <w:rPr>
+          <w:rFonts w:ascii="Times New Roman" w:hAnsi="Times New Roman"/>
+          <w:color w:val="000000" w:themeColor="text1"/>
+          <w:sz w:val="21"/>
+          <w:szCs w:val="21"/>
+          <w:lang w:eastAsia="zh-HK"/>
+        </w:rPr>
+        <w:t>Research Grant (</w:t>
+      </w:r>
+      <w:r>
+        <w:rPr>
+          <w:rFonts w:ascii="Times New Roman" w:hAnsi="Times New Roman"/>
+          <w:color w:val="000000" w:themeColor="text1"/>
+          <w:sz w:val="21"/>
+          <w:szCs w:val="21"/>
+          <w:lang w:eastAsia="zh-HK"/>
+        </w:rPr>
+        <w:t>$900</w:t>
+      </w:r>
+      <w:r>
+        <w:rPr>
+          <w:rFonts w:ascii="Times New Roman" w:hAnsi="Times New Roman"/>
+          <w:color w:val="000000" w:themeColor="text1"/>
+          <w:sz w:val="21"/>
+          <w:szCs w:val="21"/>
+          <w:lang w:eastAsia="zh-HK"/>
+        </w:rPr>
+        <w:t xml:space="preserve">), </w:t>
       </w:r>
       <w:r>
         <w:rPr>
@@ -6287,7 +6055,7 @@
           <w:szCs w:val="21"/>
           <w:lang w:eastAsia="zh-CN"/>
         </w:rPr>
-        <w:t>5</w:t>
+        <w:t xml:space="preserve">Department </w:t>
       </w:r>
       <w:r>
         <w:rPr>
@@ -6298,7 +6066,535 @@
           <w:szCs w:val="21"/>
           <w:lang w:eastAsia="zh-CN"/>
         </w:rPr>
-        <w:t>)</w:t>
+        <w:t xml:space="preserve">of </w:t>
+      </w:r>
+      <w:r>
+        <w:rPr>
+          <w:rFonts w:ascii="Times New Roman" w:hAnsi="Times New Roman"/>
+          <w:color w:val="000000" w:themeColor="text1"/>
+          <w:sz w:val="21"/>
+          <w:szCs w:val="21"/>
+          <w:lang w:eastAsia="zh-HK"/>
+        </w:rPr>
+        <w:t>Political Science</w:t>
+      </w:r>
+      <w:r>
+        <w:rPr>
+          <w:rFonts w:ascii="Times New Roman" w:hAnsi="Times New Roman"/>
+          <w:color w:val="000000" w:themeColor="text1"/>
+          <w:sz w:val="21"/>
+          <w:szCs w:val="21"/>
+          <w:lang w:eastAsia="zh-HK"/>
+        </w:rPr>
+        <w:t>, PSU</w:t>
+      </w:r>
+      <w:r>
+        <w:rPr>
+          <w:rFonts w:ascii="Times New Roman" w:hAnsi="Times New Roman"/>
+          <w:color w:val="000000" w:themeColor="text1"/>
+          <w:sz w:val="21"/>
+          <w:szCs w:val="21"/>
+          <w:lang w:eastAsia="zh-HK"/>
+        </w:rPr>
+        <w:t xml:space="preserve"> (</w:t>
+      </w:r>
+      <w:r>
+        <w:rPr>
+          <w:rFonts w:ascii="Times New Roman" w:hAnsi="Times New Roman"/>
+          <w:color w:val="000000" w:themeColor="text1"/>
+          <w:sz w:val="21"/>
+          <w:szCs w:val="21"/>
+          <w:lang w:eastAsia="zh-HK"/>
+        </w:rPr>
+        <w:t>Spring</w:t>
+      </w:r>
+      <w:r>
+        <w:rPr>
+          <w:rFonts w:ascii="Times New Roman" w:hAnsi="Times New Roman"/>
+          <w:color w:val="000000" w:themeColor="text1"/>
+          <w:sz w:val="21"/>
+          <w:szCs w:val="21"/>
+          <w:lang w:eastAsia="zh-HK"/>
+        </w:rPr>
+        <w:t xml:space="preserve"> 2025)</w:t>
+      </w:r>
+    </w:p>
+    <w:p>
+      <w:pPr>
+        <w:pStyle w:val="ListParagraph"/>
+        <w:numPr>
+          <w:ilvl w:val="0"/>
+          <w:numId w:val="35"/>
+        </w:numPr>
+        <w:spacing w:line="276" w:lineRule="auto"/>
+        <w:ind w:leftChars="0"/>
+        <w:jc w:val="both"/>
+        <w:rPr>
+          <w:rFonts w:ascii="Times New Roman" w:hAnsi="Times New Roman"/>
+          <w:color w:val="000000" w:themeColor="text1"/>
+          <w:sz w:val="21"/>
+          <w:szCs w:val="21"/>
+          <w:lang w:eastAsia="zh-HK"/>
+        </w:rPr>
+      </w:pPr>
+      <w:proofErr w:type="spellStart"/>
+      <w:r>
+        <w:rPr>
+          <w:rFonts w:ascii="Times New Roman" w:hAnsi="Times New Roman"/>
+          <w:color w:val="000000" w:themeColor="text1"/>
+          <w:sz w:val="21"/>
+          <w:szCs w:val="21"/>
+          <w:lang w:eastAsia="zh-HK"/>
+        </w:rPr>
+        <w:t>PiCP</w:t>
+      </w:r>
+      <w:proofErr w:type="spellEnd"/>
+      <w:r>
+        <w:rPr>
+          <w:rFonts w:ascii="Times New Roman" w:hAnsi="Times New Roman"/>
+          <w:color w:val="000000" w:themeColor="text1"/>
+          <w:sz w:val="21"/>
+          <w:szCs w:val="21"/>
+          <w:lang w:eastAsia="zh-HK"/>
+        </w:rPr>
+        <w:t xml:space="preserve"> </w:t>
+      </w:r>
+      <w:r>
+        <w:rPr>
+          <w:rFonts w:ascii="Times New Roman" w:hAnsi="Times New Roman"/>
+          <w:color w:val="000000" w:themeColor="text1"/>
+          <w:sz w:val="21"/>
+          <w:szCs w:val="21"/>
+          <w:lang w:eastAsia="zh-HK"/>
+        </w:rPr>
+        <w:t xml:space="preserve">Fellowship (GA duty relief, ~7,500), </w:t>
+      </w:r>
+      <w:r>
+        <w:rPr>
+          <w:rFonts w:ascii="Times New Roman" w:eastAsia="Times New Roman" w:hAnsi="Times New Roman"/>
+          <w:color w:val="000000" w:themeColor="text1"/>
+          <w:kern w:val="0"/>
+          <w:sz w:val="21"/>
+          <w:szCs w:val="21"/>
+          <w:lang w:eastAsia="zh-CN"/>
+        </w:rPr>
+        <w:t xml:space="preserve">Department </w:t>
+      </w:r>
+      <w:r>
+        <w:rPr>
+          <w:rFonts w:ascii="Times New Roman" w:eastAsia="Times New Roman" w:hAnsi="Times New Roman"/>
+          <w:color w:val="000000" w:themeColor="text1"/>
+          <w:kern w:val="0"/>
+          <w:sz w:val="21"/>
+          <w:szCs w:val="21"/>
+          <w:lang w:eastAsia="zh-CN"/>
+        </w:rPr>
+        <w:t xml:space="preserve">of </w:t>
+      </w:r>
+      <w:r>
+        <w:rPr>
+          <w:rFonts w:ascii="Times New Roman" w:hAnsi="Times New Roman"/>
+          <w:color w:val="000000" w:themeColor="text1"/>
+          <w:sz w:val="21"/>
+          <w:szCs w:val="21"/>
+          <w:lang w:eastAsia="zh-HK"/>
+        </w:rPr>
+        <w:t>Political Science</w:t>
+      </w:r>
+      <w:r>
+        <w:rPr>
+          <w:rFonts w:ascii="Times New Roman" w:hAnsi="Times New Roman"/>
+          <w:color w:val="000000" w:themeColor="text1"/>
+          <w:sz w:val="21"/>
+          <w:szCs w:val="21"/>
+          <w:lang w:eastAsia="zh-HK"/>
+        </w:rPr>
+        <w:t>, PSU</w:t>
+      </w:r>
+      <w:r>
+        <w:rPr>
+          <w:rFonts w:ascii="Times New Roman" w:hAnsi="Times New Roman"/>
+          <w:color w:val="000000" w:themeColor="text1"/>
+          <w:sz w:val="21"/>
+          <w:szCs w:val="21"/>
+          <w:lang w:eastAsia="zh-HK"/>
+        </w:rPr>
+        <w:t xml:space="preserve"> </w:t>
+      </w:r>
+      <w:r>
+        <w:rPr>
+          <w:rFonts w:ascii="Times New Roman" w:hAnsi="Times New Roman"/>
+          <w:color w:val="000000" w:themeColor="text1"/>
+          <w:sz w:val="21"/>
+          <w:szCs w:val="21"/>
+          <w:lang w:eastAsia="zh-HK"/>
+        </w:rPr>
+        <w:t>(Spring 2025)</w:t>
+      </w:r>
+    </w:p>
+    <w:p>
+      <w:pPr>
+        <w:pStyle w:val="ListParagraph"/>
+        <w:numPr>
+          <w:ilvl w:val="0"/>
+          <w:numId w:val="35"/>
+        </w:numPr>
+        <w:spacing w:line="276" w:lineRule="auto"/>
+        <w:ind w:leftChars="0"/>
+        <w:jc w:val="both"/>
+        <w:rPr>
+          <w:rFonts w:ascii="Times New Roman" w:hAnsi="Times New Roman"/>
+          <w:color w:val="000000" w:themeColor="text1"/>
+          <w:sz w:val="21"/>
+          <w:szCs w:val="21"/>
+          <w:lang w:eastAsia="zh-HK"/>
+        </w:rPr>
+      </w:pPr>
+      <w:r>
+        <w:rPr>
+          <w:rFonts w:ascii="Times New Roman" w:hAnsi="Times New Roman"/>
+          <w:color w:val="000000" w:themeColor="text1"/>
+          <w:sz w:val="21"/>
+          <w:szCs w:val="21"/>
+          <w:lang w:eastAsia="zh-HK"/>
+        </w:rPr>
+        <w:t>Graduate Research Support Program</w:t>
+      </w:r>
+      <w:r>
+        <w:rPr>
+          <w:rFonts w:ascii="Times New Roman" w:hAnsi="Times New Roman"/>
+          <w:color w:val="000000" w:themeColor="text1"/>
+          <w:sz w:val="21"/>
+          <w:szCs w:val="21"/>
+          <w:lang w:eastAsia="zh-HK"/>
+        </w:rPr>
+        <w:t xml:space="preserve"> ($2000), College of </w:t>
+      </w:r>
+      <w:r>
+        <w:rPr>
+          <w:rFonts w:ascii="Times New Roman" w:hAnsi="Times New Roman"/>
+          <w:color w:val="000000" w:themeColor="text1"/>
+          <w:sz w:val="21"/>
+          <w:szCs w:val="21"/>
+          <w:lang w:eastAsia="zh-HK"/>
+        </w:rPr>
+        <w:t xml:space="preserve">the </w:t>
+      </w:r>
+      <w:r>
+        <w:rPr>
+          <w:rFonts w:ascii="Times New Roman" w:hAnsi="Times New Roman"/>
+          <w:color w:val="000000" w:themeColor="text1"/>
+          <w:sz w:val="21"/>
+          <w:szCs w:val="21"/>
+          <w:lang w:eastAsia="zh-HK"/>
+        </w:rPr>
+        <w:t>Liberal Art</w:t>
+      </w:r>
+      <w:r>
+        <w:rPr>
+          <w:rFonts w:ascii="Times New Roman" w:hAnsi="Times New Roman"/>
+          <w:color w:val="000000" w:themeColor="text1"/>
+          <w:sz w:val="21"/>
+          <w:szCs w:val="21"/>
+          <w:lang w:eastAsia="zh-HK"/>
+        </w:rPr>
+        <w:t xml:space="preserve">s, </w:t>
+      </w:r>
+      <w:r>
+        <w:rPr>
+          <w:rFonts w:ascii="Times New Roman" w:hAnsi="Times New Roman"/>
+          <w:color w:val="000000" w:themeColor="text1"/>
+          <w:sz w:val="21"/>
+          <w:szCs w:val="21"/>
+          <w:lang w:eastAsia="zh-HK"/>
+        </w:rPr>
+        <w:t>PSU</w:t>
+      </w:r>
+      <w:r>
+        <w:rPr>
+          <w:rFonts w:ascii="Times New Roman" w:hAnsi="Times New Roman"/>
+          <w:color w:val="000000" w:themeColor="text1"/>
+          <w:sz w:val="21"/>
+          <w:szCs w:val="21"/>
+          <w:lang w:eastAsia="zh-HK"/>
+        </w:rPr>
+        <w:t xml:space="preserve"> (</w:t>
+      </w:r>
+      <w:r>
+        <w:rPr>
+          <w:rFonts w:ascii="Times New Roman" w:hAnsi="Times New Roman"/>
+          <w:color w:val="000000" w:themeColor="text1"/>
+          <w:sz w:val="21"/>
+          <w:szCs w:val="21"/>
+          <w:lang w:eastAsia="zh-HK"/>
+        </w:rPr>
+        <w:t>Spring 2025)</w:t>
+      </w:r>
+    </w:p>
+    <w:p>
+      <w:pPr>
+        <w:pStyle w:val="ListParagraph"/>
+        <w:numPr>
+          <w:ilvl w:val="0"/>
+          <w:numId w:val="35"/>
+        </w:numPr>
+        <w:spacing w:line="276" w:lineRule="auto"/>
+        <w:ind w:leftChars="0"/>
+        <w:jc w:val="both"/>
+        <w:rPr>
+          <w:rFonts w:ascii="Times New Roman" w:hAnsi="Times New Roman"/>
+          <w:color w:val="000000" w:themeColor="text1"/>
+          <w:sz w:val="21"/>
+          <w:szCs w:val="21"/>
+          <w:lang w:eastAsia="zh-HK"/>
+        </w:rPr>
+      </w:pPr>
+      <w:proofErr w:type="spellStart"/>
+      <w:r>
+        <w:rPr>
+          <w:rFonts w:ascii="Times New Roman" w:hAnsi="Times New Roman"/>
+          <w:color w:val="000000" w:themeColor="text1"/>
+          <w:sz w:val="21"/>
+          <w:szCs w:val="21"/>
+          <w:lang w:eastAsia="zh-HK"/>
+        </w:rPr>
+        <w:t>PiCP</w:t>
+      </w:r>
+      <w:proofErr w:type="spellEnd"/>
+      <w:r>
+        <w:rPr>
+          <w:rFonts w:ascii="Times New Roman" w:hAnsi="Times New Roman"/>
+          <w:color w:val="000000" w:themeColor="text1"/>
+          <w:sz w:val="21"/>
+          <w:szCs w:val="21"/>
+          <w:lang w:eastAsia="zh-HK"/>
+        </w:rPr>
+        <w:t xml:space="preserve"> Research Grant (</w:t>
+      </w:r>
+      <w:r>
+        <w:rPr>
+          <w:rFonts w:ascii="Times New Roman" w:hAnsi="Times New Roman"/>
+          <w:color w:val="000000" w:themeColor="text1"/>
+          <w:sz w:val="21"/>
+          <w:szCs w:val="21"/>
+          <w:lang w:eastAsia="zh-HK"/>
+        </w:rPr>
+        <w:t>$</w:t>
+      </w:r>
+      <w:r>
+        <w:rPr>
+          <w:rFonts w:ascii="Times New Roman" w:hAnsi="Times New Roman"/>
+          <w:color w:val="000000" w:themeColor="text1"/>
+          <w:sz w:val="21"/>
+          <w:szCs w:val="21"/>
+          <w:lang w:eastAsia="zh-HK"/>
+        </w:rPr>
+        <w:t xml:space="preserve">2,400), </w:t>
+      </w:r>
+      <w:r>
+        <w:rPr>
+          <w:rFonts w:ascii="Times New Roman" w:eastAsia="Times New Roman" w:hAnsi="Times New Roman"/>
+          <w:color w:val="000000" w:themeColor="text1"/>
+          <w:kern w:val="0"/>
+          <w:sz w:val="21"/>
+          <w:szCs w:val="21"/>
+          <w:lang w:eastAsia="zh-CN"/>
+        </w:rPr>
+        <w:t xml:space="preserve">Department </w:t>
+      </w:r>
+      <w:r>
+        <w:rPr>
+          <w:rFonts w:ascii="Times New Roman" w:eastAsia="Times New Roman" w:hAnsi="Times New Roman"/>
+          <w:color w:val="000000" w:themeColor="text1"/>
+          <w:kern w:val="0"/>
+          <w:sz w:val="21"/>
+          <w:szCs w:val="21"/>
+          <w:lang w:eastAsia="zh-CN"/>
+        </w:rPr>
+        <w:t xml:space="preserve">of </w:t>
+      </w:r>
+      <w:r>
+        <w:rPr>
+          <w:rFonts w:ascii="Times New Roman" w:hAnsi="Times New Roman"/>
+          <w:color w:val="000000" w:themeColor="text1"/>
+          <w:sz w:val="21"/>
+          <w:szCs w:val="21"/>
+          <w:lang w:eastAsia="zh-HK"/>
+        </w:rPr>
+        <w:t>Political Science</w:t>
+      </w:r>
+      <w:r>
+        <w:rPr>
+          <w:rFonts w:ascii="Times New Roman" w:hAnsi="Times New Roman"/>
+          <w:color w:val="000000" w:themeColor="text1"/>
+          <w:sz w:val="21"/>
+          <w:szCs w:val="21"/>
+          <w:lang w:eastAsia="zh-HK"/>
+        </w:rPr>
+        <w:t>, PSU</w:t>
+      </w:r>
+      <w:r>
+        <w:rPr>
+          <w:rFonts w:ascii="Times New Roman" w:hAnsi="Times New Roman"/>
+          <w:color w:val="000000" w:themeColor="text1"/>
+          <w:sz w:val="21"/>
+          <w:szCs w:val="21"/>
+          <w:lang w:eastAsia="zh-HK"/>
+        </w:rPr>
+        <w:t xml:space="preserve"> (Fall 2024)</w:t>
+      </w:r>
+    </w:p>
+    <w:p>
+      <w:pPr>
+        <w:pStyle w:val="ListParagraph"/>
+        <w:numPr>
+          <w:ilvl w:val="0"/>
+          <w:numId w:val="35"/>
+        </w:numPr>
+        <w:spacing w:line="276" w:lineRule="auto"/>
+        <w:ind w:leftChars="0"/>
+        <w:jc w:val="both"/>
+        <w:rPr>
+          <w:rFonts w:ascii="Times New Roman" w:hAnsi="Times New Roman"/>
+          <w:color w:val="000000" w:themeColor="text1"/>
+          <w:sz w:val="21"/>
+          <w:szCs w:val="21"/>
+          <w:lang w:eastAsia="zh-HK"/>
+        </w:rPr>
+      </w:pPr>
+      <w:proofErr w:type="spellStart"/>
+      <w:r>
+        <w:rPr>
+          <w:rFonts w:ascii="Times New Roman" w:hAnsi="Times New Roman"/>
+          <w:color w:val="000000" w:themeColor="text1"/>
+          <w:sz w:val="21"/>
+          <w:szCs w:val="21"/>
+          <w:lang w:eastAsia="zh-HK"/>
+        </w:rPr>
+        <w:t>PiCP</w:t>
+      </w:r>
+      <w:proofErr w:type="spellEnd"/>
+      <w:r>
+        <w:rPr>
+          <w:rFonts w:ascii="Times New Roman" w:hAnsi="Times New Roman"/>
+          <w:color w:val="000000" w:themeColor="text1"/>
+          <w:sz w:val="21"/>
+          <w:szCs w:val="21"/>
+          <w:lang w:eastAsia="zh-HK"/>
+        </w:rPr>
+        <w:t xml:space="preserve"> </w:t>
+      </w:r>
+      <w:r>
+        <w:rPr>
+          <w:rFonts w:ascii="Times New Roman" w:hAnsi="Times New Roman"/>
+          <w:color w:val="000000" w:themeColor="text1"/>
+          <w:sz w:val="21"/>
+          <w:szCs w:val="21"/>
+          <w:lang w:eastAsia="zh-HK"/>
+        </w:rPr>
+        <w:t>Research Grant (</w:t>
+      </w:r>
+      <w:r>
+        <w:rPr>
+          <w:rFonts w:ascii="Times New Roman" w:hAnsi="Times New Roman"/>
+          <w:color w:val="000000" w:themeColor="text1"/>
+          <w:sz w:val="21"/>
+          <w:szCs w:val="21"/>
+          <w:lang w:eastAsia="zh-HK"/>
+        </w:rPr>
+        <w:t>$</w:t>
+      </w:r>
+      <w:r>
+        <w:rPr>
+          <w:rFonts w:ascii="Times New Roman" w:hAnsi="Times New Roman"/>
+          <w:color w:val="000000" w:themeColor="text1"/>
+          <w:sz w:val="21"/>
+          <w:szCs w:val="21"/>
+          <w:lang w:eastAsia="zh-HK"/>
+        </w:rPr>
+        <w:t xml:space="preserve">1,200), </w:t>
+      </w:r>
+      <w:r>
+        <w:rPr>
+          <w:rFonts w:ascii="Times New Roman" w:eastAsia="Times New Roman" w:hAnsi="Times New Roman"/>
+          <w:color w:val="000000" w:themeColor="text1"/>
+          <w:kern w:val="0"/>
+          <w:sz w:val="21"/>
+          <w:szCs w:val="21"/>
+          <w:lang w:eastAsia="zh-CN"/>
+        </w:rPr>
+        <w:t xml:space="preserve">Department </w:t>
+      </w:r>
+      <w:r>
+        <w:rPr>
+          <w:rFonts w:ascii="Times New Roman" w:eastAsia="Times New Roman" w:hAnsi="Times New Roman"/>
+          <w:color w:val="000000" w:themeColor="text1"/>
+          <w:kern w:val="0"/>
+          <w:sz w:val="21"/>
+          <w:szCs w:val="21"/>
+          <w:lang w:eastAsia="zh-CN"/>
+        </w:rPr>
+        <w:t xml:space="preserve">of </w:t>
+      </w:r>
+      <w:r>
+        <w:rPr>
+          <w:rFonts w:ascii="Times New Roman" w:hAnsi="Times New Roman"/>
+          <w:color w:val="000000" w:themeColor="text1"/>
+          <w:sz w:val="21"/>
+          <w:szCs w:val="21"/>
+          <w:lang w:eastAsia="zh-HK"/>
+        </w:rPr>
+        <w:t>Political Science</w:t>
+      </w:r>
+      <w:r>
+        <w:rPr>
+          <w:rFonts w:ascii="Times New Roman" w:hAnsi="Times New Roman"/>
+          <w:color w:val="000000" w:themeColor="text1"/>
+          <w:sz w:val="21"/>
+          <w:szCs w:val="21"/>
+          <w:lang w:eastAsia="zh-HK"/>
+        </w:rPr>
+        <w:t>, PSU</w:t>
+      </w:r>
+      <w:r>
+        <w:rPr>
+          <w:rFonts w:ascii="Times New Roman" w:hAnsi="Times New Roman"/>
+          <w:color w:val="000000" w:themeColor="text1"/>
+          <w:sz w:val="21"/>
+          <w:szCs w:val="21"/>
+          <w:lang w:eastAsia="zh-HK"/>
+        </w:rPr>
+        <w:t xml:space="preserve"> </w:t>
+      </w:r>
+      <w:r>
+        <w:rPr>
+          <w:rFonts w:ascii="Times New Roman" w:hAnsi="Times New Roman"/>
+          <w:color w:val="000000" w:themeColor="text1"/>
+          <w:sz w:val="21"/>
+          <w:szCs w:val="21"/>
+          <w:lang w:eastAsia="zh-HK"/>
+        </w:rPr>
+        <w:t>(</w:t>
+      </w:r>
+      <w:r>
+        <w:rPr>
+          <w:rFonts w:ascii="Times New Roman" w:hAnsi="Times New Roman"/>
+          <w:color w:val="000000" w:themeColor="text1"/>
+          <w:sz w:val="21"/>
+          <w:szCs w:val="21"/>
+          <w:lang w:eastAsia="zh-HK"/>
+        </w:rPr>
+        <w:t>Spring</w:t>
+      </w:r>
+      <w:r>
+        <w:rPr>
+          <w:rFonts w:ascii="Times New Roman" w:hAnsi="Times New Roman"/>
+          <w:color w:val="000000" w:themeColor="text1"/>
+          <w:sz w:val="21"/>
+          <w:szCs w:val="21"/>
+          <w:lang w:eastAsia="zh-HK"/>
+        </w:rPr>
+        <w:t xml:space="preserve"> 2024)</w:t>
       </w:r>
     </w:p>
     <w:p>
@@ -6331,7 +6627,29 @@
           <w:szCs w:val="21"/>
           <w:lang w:eastAsia="zh-CN"/>
         </w:rPr>
-        <w:t>First Generation Scholar Travel and Accessibility Grant ($300), APSA (2022)</w:t>
+        <w:t>Research Grant, Department of Applied Social Sciences, (100,000 HKD, with Jingping Liu), The Hong Kong Polytechnic University (2023-202</w:t>
+      </w:r>
+      <w:r>
+        <w:rPr>
+          <w:rFonts w:ascii="Times New Roman" w:eastAsia="Times New Roman" w:hAnsi="Times New Roman"/>
+          <w:color w:val="000000" w:themeColor="text1"/>
+          <w:kern w:val="0"/>
+          <w:sz w:val="21"/>
+          <w:szCs w:val="21"/>
+          <w:lang w:eastAsia="zh-CN"/>
+        </w:rPr>
+        <w:t>5</w:t>
+      </w:r>
+      <w:r>
+        <w:rPr>
+          <w:rFonts w:ascii="Times New Roman" w:eastAsia="Times New Roman" w:hAnsi="Times New Roman"/>
+          <w:color w:val="000000" w:themeColor="text1"/>
+          <w:kern w:val="0"/>
+          <w:sz w:val="21"/>
+          <w:szCs w:val="21"/>
+          <w:lang w:eastAsia="zh-CN"/>
+        </w:rPr>
+        <w:t>)</w:t>
       </w:r>
     </w:p>
     <w:p>
@@ -6364,6 +6682,39 @@
           <w:szCs w:val="21"/>
           <w:lang w:eastAsia="zh-CN"/>
         </w:rPr>
+        <w:t>First Generation Scholar Travel and Accessibility Grant ($300), APSA (2022)</w:t>
+      </w:r>
+    </w:p>
+    <w:p>
+      <w:pPr>
+        <w:pStyle w:val="ListParagraph"/>
+        <w:widowControl/>
+        <w:numPr>
+          <w:ilvl w:val="0"/>
+          <w:numId w:val="35"/>
+        </w:numPr>
+        <w:shd w:val="clear" w:color="auto" w:fill="FFFFFF"/>
+        <w:spacing w:line="276" w:lineRule="auto"/>
+        <w:ind w:leftChars="0"/>
+        <w:outlineLvl w:val="1"/>
+        <w:rPr>
+          <w:rFonts w:ascii="Times New Roman" w:eastAsia="Times New Roman" w:hAnsi="Times New Roman"/>
+          <w:color w:val="000000" w:themeColor="text1"/>
+          <w:kern w:val="0"/>
+          <w:sz w:val="21"/>
+          <w:szCs w:val="21"/>
+          <w:lang w:eastAsia="zh-CN"/>
+        </w:rPr>
+      </w:pPr>
+      <w:r>
+        <w:rPr>
+          <w:rFonts w:ascii="Times New Roman" w:eastAsia="Times New Roman" w:hAnsi="Times New Roman"/>
+          <w:color w:val="000000" w:themeColor="text1"/>
+          <w:kern w:val="0"/>
+          <w:sz w:val="21"/>
+          <w:szCs w:val="21"/>
+          <w:lang w:eastAsia="zh-CN"/>
+        </w:rPr>
         <w:t>Research in Democracy Support Grant</w:t>
       </w:r>
       <w:r>
@@ -6525,17 +6876,59 @@
           <w:szCs w:val="21"/>
           <w:lang w:eastAsia="zh-HK"/>
         </w:rPr>
-        <w:t xml:space="preserve">1,700), PSU </w:t>
-      </w:r>
-      <w:r>
-        <w:rPr>
-          <w:rFonts w:ascii="Times New Roman" w:hAnsi="Times New Roman"/>
+        <w:t xml:space="preserve">1,700), </w:t>
+      </w:r>
+      <w:r>
+        <w:rPr>
+          <w:rFonts w:ascii="Times New Roman" w:eastAsia="Times New Roman" w:hAnsi="Times New Roman"/>
           <w:color w:val="000000" w:themeColor="text1"/>
-          <w:sz w:val="21"/>
-          <w:szCs w:val="21"/>
-          <w:lang w:eastAsia="zh-HK"/>
-        </w:rPr>
-        <w:t xml:space="preserve">Political Science </w:t>
+          <w:kern w:val="0"/>
+          <w:sz w:val="21"/>
+          <w:szCs w:val="21"/>
+          <w:lang w:eastAsia="zh-CN"/>
+        </w:rPr>
+        <w:t xml:space="preserve">Department </w:t>
+      </w:r>
+      <w:r>
+        <w:rPr>
+          <w:rFonts w:ascii="Times New Roman" w:eastAsia="Times New Roman" w:hAnsi="Times New Roman"/>
+          <w:color w:val="000000" w:themeColor="text1"/>
+          <w:kern w:val="0"/>
+          <w:sz w:val="21"/>
+          <w:szCs w:val="21"/>
+          <w:lang w:eastAsia="zh-CN"/>
+        </w:rPr>
+        <w:t xml:space="preserve">of </w:t>
+      </w:r>
+      <w:r>
+        <w:rPr>
+          <w:rFonts w:ascii="Times New Roman" w:hAnsi="Times New Roman"/>
+          <w:color w:val="000000" w:themeColor="text1"/>
+          <w:sz w:val="21"/>
+          <w:szCs w:val="21"/>
+          <w:lang w:eastAsia="zh-HK"/>
+        </w:rPr>
+        <w:t>Political Science</w:t>
+      </w:r>
+      <w:r>
+        <w:rPr>
+          <w:rFonts w:ascii="Times New Roman" w:hAnsi="Times New Roman"/>
+          <w:color w:val="000000" w:themeColor="text1"/>
+          <w:sz w:val="21"/>
+          <w:szCs w:val="21"/>
+          <w:lang w:eastAsia="zh-HK"/>
+        </w:rPr>
+        <w:t>, PSU</w:t>
+      </w:r>
+      <w:r>
+        <w:rPr>
+          <w:rFonts w:ascii="Times New Roman" w:hAnsi="Times New Roman"/>
+          <w:color w:val="000000" w:themeColor="text1"/>
+          <w:sz w:val="21"/>
+          <w:szCs w:val="21"/>
+          <w:lang w:eastAsia="zh-HK"/>
+        </w:rPr>
+        <w:t xml:space="preserve"> </w:t>
       </w:r>
       <w:r>
         <w:rPr>
@@ -6616,17 +7009,59 @@
           <w:szCs w:val="21"/>
           <w:lang w:eastAsia="zh-HK"/>
         </w:rPr>
-        <w:t xml:space="preserve">3,000), PSU </w:t>
-      </w:r>
-      <w:r>
-        <w:rPr>
-          <w:rFonts w:ascii="Times New Roman" w:hAnsi="Times New Roman"/>
+        <w:t xml:space="preserve">3,000), </w:t>
+      </w:r>
+      <w:r>
+        <w:rPr>
+          <w:rFonts w:ascii="Times New Roman" w:eastAsia="Times New Roman" w:hAnsi="Times New Roman"/>
           <w:color w:val="000000" w:themeColor="text1"/>
-          <w:sz w:val="21"/>
-          <w:szCs w:val="21"/>
-          <w:lang w:eastAsia="zh-HK"/>
-        </w:rPr>
-        <w:t xml:space="preserve">Political Science </w:t>
+          <w:kern w:val="0"/>
+          <w:sz w:val="21"/>
+          <w:szCs w:val="21"/>
+          <w:lang w:eastAsia="zh-CN"/>
+        </w:rPr>
+        <w:t xml:space="preserve">Department </w:t>
+      </w:r>
+      <w:r>
+        <w:rPr>
+          <w:rFonts w:ascii="Times New Roman" w:eastAsia="Times New Roman" w:hAnsi="Times New Roman"/>
+          <w:color w:val="000000" w:themeColor="text1"/>
+          <w:kern w:val="0"/>
+          <w:sz w:val="21"/>
+          <w:szCs w:val="21"/>
+          <w:lang w:eastAsia="zh-CN"/>
+        </w:rPr>
+        <w:t xml:space="preserve">of </w:t>
+      </w:r>
+      <w:r>
+        <w:rPr>
+          <w:rFonts w:ascii="Times New Roman" w:hAnsi="Times New Roman"/>
+          <w:color w:val="000000" w:themeColor="text1"/>
+          <w:sz w:val="21"/>
+          <w:szCs w:val="21"/>
+          <w:lang w:eastAsia="zh-HK"/>
+        </w:rPr>
+        <w:t>Political Science</w:t>
+      </w:r>
+      <w:r>
+        <w:rPr>
+          <w:rFonts w:ascii="Times New Roman" w:hAnsi="Times New Roman"/>
+          <w:color w:val="000000" w:themeColor="text1"/>
+          <w:sz w:val="21"/>
+          <w:szCs w:val="21"/>
+          <w:lang w:eastAsia="zh-HK"/>
+        </w:rPr>
+        <w:t>, PSU</w:t>
+      </w:r>
+      <w:r>
+        <w:rPr>
+          <w:rFonts w:ascii="Times New Roman" w:hAnsi="Times New Roman"/>
+          <w:color w:val="000000" w:themeColor="text1"/>
+          <w:sz w:val="21"/>
+          <w:szCs w:val="21"/>
+          <w:lang w:eastAsia="zh-HK"/>
+        </w:rPr>
+        <w:t xml:space="preserve"> </w:t>
       </w:r>
       <w:r>
         <w:rPr>
@@ -6955,46 +7390,6 @@
     </w:p>
     <w:p>
       <w:pPr>
-        <w:pStyle w:val="ListParagraph"/>
-        <w:numPr>
-          <w:ilvl w:val="0"/>
-          <w:numId w:val="39"/>
-        </w:numPr>
-        <w:spacing w:line="276" w:lineRule="auto"/>
-        <w:ind w:leftChars="0"/>
-        <w:jc w:val="both"/>
-        <w:rPr>
-          <w:rFonts w:ascii="Times New Roman" w:hAnsi="Times New Roman"/>
-          <w:i/>
-          <w:iCs/>
-          <w:sz w:val="21"/>
-          <w:szCs w:val="21"/>
-          <w:lang w:val="en-GB" w:eastAsia="zh-HK"/>
-        </w:rPr>
-      </w:pPr>
-      <w:r>
-        <w:rPr>
-          <w:rFonts w:ascii="Times New Roman" w:hAnsi="Times New Roman"/>
-          <w:sz w:val="21"/>
-          <w:szCs w:val="21"/>
-          <w:lang w:val="en-GB" w:eastAsia="zh-HK"/>
-        </w:rPr>
-        <w:t xml:space="preserve">Reviewer: </w:t>
-      </w:r>
-      <w:r>
-        <w:rPr>
-          <w:rFonts w:ascii="Times New Roman" w:hAnsi="Times New Roman"/>
-          <w:i/>
-          <w:iCs/>
-          <w:sz w:val="21"/>
-          <w:szCs w:val="21"/>
-          <w:lang w:val="en-GB" w:eastAsia="zh-HK"/>
-        </w:rPr>
-        <w:t>Government and Opposition</w:t>
-      </w:r>
-    </w:p>
-    <w:p>
-      <w:pPr>
         <w:spacing w:line="276" w:lineRule="auto"/>
         <w:jc w:val="both"/>
         <w:rPr>
@@ -7038,7 +7433,7 @@
           <w:szCs w:val="21"/>
         </w:rPr>
       </w:pPr>
-      <w:bookmarkStart w:id="3" w:name="_Hlk63465129"/>
+      <w:bookmarkStart w:id="4" w:name="_Hlk63465129"/>
       <w:r>
         <w:rPr>
           <w:rFonts w:ascii="Times New Roman" w:hAnsi="Times New Roman"/>
@@ -7049,7 +7444,7 @@
         </w:rPr>
         <w:t>Computation</w:t>
       </w:r>
-      <w:bookmarkEnd w:id="3"/>
+      <w:bookmarkEnd w:id="4"/>
     </w:p>
     <w:p>
       <w:pPr>
@@ -8117,7 +8512,7 @@
     <w:sectPr>
       <w:headerReference w:type="default" r:id="rId16"/>
       <w:footerReference w:type="default" r:id="rId17"/>
-      <w:pgSz w:w="11906" w:h="16838" w:code="9"/>
+      <w:pgSz w:w="11906" w:h="16838"/>
       <w:pgMar w:top="1440" w:right="1134" w:bottom="1440" w:left="1134" w:header="720" w:footer="720" w:gutter="0"/>
       <w:cols w:space="720"/>
       <w:noEndnote/>
@@ -9941,6 +10336,96 @@
     </w:lvl>
   </w:abstractNum>
   <w:abstractNum w:abstractNumId="15" w15:restartNumberingAfterBreak="0">
+    <w:nsid w:val="371F5EFA"/>
+    <w:multiLevelType w:val="hybridMultilevel"/>
+    <w:tmpl w:val="339A0E8C"/>
+    <w:lvl w:ilvl="0" w:tplc="68585A50">
+      <w:start w:val="1"/>
+      <w:numFmt w:val="decimal"/>
+      <w:lvlText w:val="%1."/>
+      <w:lvlJc w:val="left"/>
+      <w:pPr>
+        <w:ind w:left="502" w:hanging="360"/>
+      </w:pPr>
+      <w:rPr>
+        <w:i w:val="0"/>
+        <w:iCs w:val="0"/>
+      </w:rPr>
+    </w:lvl>
+    <w:lvl w:ilvl="1" w:tplc="FFFFFFFF" w:tentative="1">
+      <w:start w:val="1"/>
+      <w:numFmt w:val="lowerLetter"/>
+      <w:lvlText w:val="%2."/>
+      <w:lvlJc w:val="left"/>
+      <w:pPr>
+        <w:ind w:left="1080" w:hanging="360"/>
+      </w:pPr>
+    </w:lvl>
+    <w:lvl w:ilvl="2" w:tplc="FFFFFFFF" w:tentative="1">
+      <w:start w:val="1"/>
+      <w:numFmt w:val="lowerRoman"/>
+      <w:lvlText w:val="%3."/>
+      <w:lvlJc w:val="right"/>
+      <w:pPr>
+        <w:ind w:left="1800" w:hanging="180"/>
+      </w:pPr>
+    </w:lvl>
+    <w:lvl w:ilvl="3" w:tplc="FFFFFFFF" w:tentative="1">
+      <w:start w:val="1"/>
+      <w:numFmt w:val="decimal"/>
+      <w:lvlText w:val="%4."/>
+      <w:lvlJc w:val="left"/>
+      <w:pPr>
+        <w:ind w:left="2520" w:hanging="360"/>
+      </w:pPr>
+    </w:lvl>
+    <w:lvl w:ilvl="4" w:tplc="FFFFFFFF" w:tentative="1">
+      <w:start w:val="1"/>
+      <w:numFmt w:val="lowerLetter"/>
+      <w:lvlText w:val="%5."/>
+      <w:lvlJc w:val="left"/>
+      <w:pPr>
+        <w:ind w:left="3240" w:hanging="360"/>
+      </w:pPr>
+    </w:lvl>
+    <w:lvl w:ilvl="5" w:tplc="FFFFFFFF" w:tentative="1">
+      <w:start w:val="1"/>
+      <w:numFmt w:val="lowerRoman"/>
+      <w:lvlText w:val="%6."/>
+      <w:lvlJc w:val="right"/>
+      <w:pPr>
+        <w:ind w:left="3960" w:hanging="180"/>
+      </w:pPr>
+    </w:lvl>
+    <w:lvl w:ilvl="6" w:tplc="FFFFFFFF" w:tentative="1">
+      <w:start w:val="1"/>
+      <w:numFmt w:val="decimal"/>
+      <w:lvlText w:val="%7."/>
+      <w:lvlJc w:val="left"/>
+      <w:pPr>
+        <w:ind w:left="4680" w:hanging="360"/>
+      </w:pPr>
+    </w:lvl>
+    <w:lvl w:ilvl="7" w:tplc="FFFFFFFF" w:tentative="1">
+      <w:start w:val="1"/>
+      <w:numFmt w:val="lowerLetter"/>
+      <w:lvlText w:val="%8."/>
+      <w:lvlJc w:val="left"/>
+      <w:pPr>
+        <w:ind w:left="5400" w:hanging="360"/>
+      </w:pPr>
+    </w:lvl>
+    <w:lvl w:ilvl="8" w:tplc="FFFFFFFF" w:tentative="1">
+      <w:start w:val="1"/>
+      <w:numFmt w:val="lowerRoman"/>
+      <w:lvlText w:val="%9."/>
+      <w:lvlJc w:val="right"/>
+      <w:pPr>
+        <w:ind w:left="6120" w:hanging="180"/>
+      </w:pPr>
+    </w:lvl>
+  </w:abstractNum>
+  <w:abstractNum w:abstractNumId="16" w15:restartNumberingAfterBreak="0">
     <w:nsid w:val="39FE1455"/>
     <w:multiLevelType w:val="hybridMultilevel"/>
     <w:tmpl w:val="FF4A431A"/>
@@ -10026,7 +10511,7 @@
       </w:pPr>
     </w:lvl>
   </w:abstractNum>
-  <w:abstractNum w:abstractNumId="16" w15:restartNumberingAfterBreak="0">
+  <w:abstractNum w:abstractNumId="17" w15:restartNumberingAfterBreak="0">
     <w:nsid w:val="3B2A7A4B"/>
     <w:multiLevelType w:val="hybridMultilevel"/>
     <w:tmpl w:val="DBC48228"/>
@@ -10139,7 +10624,7 @@
       </w:rPr>
     </w:lvl>
   </w:abstractNum>
-  <w:abstractNum w:abstractNumId="17" w15:restartNumberingAfterBreak="0">
+  <w:abstractNum w:abstractNumId="18" w15:restartNumberingAfterBreak="0">
     <w:nsid w:val="3C0F4768"/>
     <w:multiLevelType w:val="hybridMultilevel"/>
     <w:tmpl w:val="48FC47EC"/>
@@ -10252,7 +10737,7 @@
       </w:rPr>
     </w:lvl>
   </w:abstractNum>
-  <w:abstractNum w:abstractNumId="18" w15:restartNumberingAfterBreak="0">
+  <w:abstractNum w:abstractNumId="19" w15:restartNumberingAfterBreak="0">
     <w:nsid w:val="3EFC06BF"/>
     <w:multiLevelType w:val="hybridMultilevel"/>
     <w:tmpl w:val="02E45186"/>
@@ -10365,7 +10850,7 @@
       </w:rPr>
     </w:lvl>
   </w:abstractNum>
-  <w:abstractNum w:abstractNumId="19" w15:restartNumberingAfterBreak="0">
+  <w:abstractNum w:abstractNumId="20" w15:restartNumberingAfterBreak="0">
     <w:nsid w:val="405300F4"/>
     <w:multiLevelType w:val="hybridMultilevel"/>
     <w:tmpl w:val="092EAA28"/>
@@ -10455,7 +10940,7 @@
       </w:pPr>
     </w:lvl>
   </w:abstractNum>
-  <w:abstractNum w:abstractNumId="20" w15:restartNumberingAfterBreak="0">
+  <w:abstractNum w:abstractNumId="21" w15:restartNumberingAfterBreak="0">
     <w:nsid w:val="43612072"/>
     <w:multiLevelType w:val="hybridMultilevel"/>
     <w:tmpl w:val="FAE26AC4"/>
@@ -10568,7 +11053,7 @@
       </w:rPr>
     </w:lvl>
   </w:abstractNum>
-  <w:abstractNum w:abstractNumId="21" w15:restartNumberingAfterBreak="0">
+  <w:abstractNum w:abstractNumId="22" w15:restartNumberingAfterBreak="0">
     <w:nsid w:val="43A60916"/>
     <w:multiLevelType w:val="hybridMultilevel"/>
     <w:tmpl w:val="DFAC5D78"/>
@@ -10681,10 +11166,10 @@
       </w:rPr>
     </w:lvl>
   </w:abstractNum>
-  <w:abstractNum w:abstractNumId="22" w15:restartNumberingAfterBreak="0">
+  <w:abstractNum w:abstractNumId="23" w15:restartNumberingAfterBreak="0">
     <w:nsid w:val="43CA5D35"/>
     <w:multiLevelType w:val="hybridMultilevel"/>
-    <w:tmpl w:val="029C5B5C"/>
+    <w:tmpl w:val="67B04EFC"/>
     <w:lvl w:ilvl="0" w:tplc="0409000F">
       <w:start w:val="1"/>
       <w:numFmt w:val="decimal"/>
@@ -10767,7 +11252,7 @@
       </w:pPr>
     </w:lvl>
   </w:abstractNum>
-  <w:abstractNum w:abstractNumId="23" w15:restartNumberingAfterBreak="0">
+  <w:abstractNum w:abstractNumId="24" w15:restartNumberingAfterBreak="0">
     <w:nsid w:val="463A6C67"/>
     <w:multiLevelType w:val="hybridMultilevel"/>
     <w:tmpl w:val="799005C8"/>
@@ -10880,7 +11365,7 @@
       </w:rPr>
     </w:lvl>
   </w:abstractNum>
-  <w:abstractNum w:abstractNumId="24" w15:restartNumberingAfterBreak="0">
+  <w:abstractNum w:abstractNumId="25" w15:restartNumberingAfterBreak="0">
     <w:nsid w:val="480B24D2"/>
     <w:multiLevelType w:val="hybridMultilevel"/>
     <w:tmpl w:val="AD7C1B0A"/>
@@ -10993,7 +11478,7 @@
       </w:rPr>
     </w:lvl>
   </w:abstractNum>
-  <w:abstractNum w:abstractNumId="25" w15:restartNumberingAfterBreak="0">
+  <w:abstractNum w:abstractNumId="26" w15:restartNumberingAfterBreak="0">
     <w:nsid w:val="4C005C9A"/>
     <w:multiLevelType w:val="hybridMultilevel"/>
     <w:tmpl w:val="ABFC6C4E"/>
@@ -11106,7 +11591,7 @@
       </w:rPr>
     </w:lvl>
   </w:abstractNum>
-  <w:abstractNum w:abstractNumId="26" w15:restartNumberingAfterBreak="0">
+  <w:abstractNum w:abstractNumId="27" w15:restartNumberingAfterBreak="0">
     <w:nsid w:val="52D33C11"/>
     <w:multiLevelType w:val="hybridMultilevel"/>
     <w:tmpl w:val="3BEC53AC"/>
@@ -11219,7 +11704,7 @@
       </w:rPr>
     </w:lvl>
   </w:abstractNum>
-  <w:abstractNum w:abstractNumId="27" w15:restartNumberingAfterBreak="0">
+  <w:abstractNum w:abstractNumId="28" w15:restartNumberingAfterBreak="0">
     <w:nsid w:val="53D9652C"/>
     <w:multiLevelType w:val="hybridMultilevel"/>
     <w:tmpl w:val="395A93AA"/>
@@ -11332,7 +11817,7 @@
       </w:rPr>
     </w:lvl>
   </w:abstractNum>
-  <w:abstractNum w:abstractNumId="28" w15:restartNumberingAfterBreak="0">
+  <w:abstractNum w:abstractNumId="29" w15:restartNumberingAfterBreak="0">
     <w:nsid w:val="58A5016C"/>
     <w:multiLevelType w:val="hybridMultilevel"/>
     <w:tmpl w:val="DFAC5D78"/>
@@ -11445,7 +11930,7 @@
       </w:rPr>
     </w:lvl>
   </w:abstractNum>
-  <w:abstractNum w:abstractNumId="29" w15:restartNumberingAfterBreak="0">
+  <w:abstractNum w:abstractNumId="30" w15:restartNumberingAfterBreak="0">
     <w:nsid w:val="58F87755"/>
     <w:multiLevelType w:val="hybridMultilevel"/>
     <w:tmpl w:val="821C0884"/>
@@ -11534,7 +12019,7 @@
       </w:pPr>
     </w:lvl>
   </w:abstractNum>
-  <w:abstractNum w:abstractNumId="30" w15:restartNumberingAfterBreak="0">
+  <w:abstractNum w:abstractNumId="31" w15:restartNumberingAfterBreak="0">
     <w:nsid w:val="5E5F2DD2"/>
     <w:multiLevelType w:val="hybridMultilevel"/>
     <w:tmpl w:val="090C73DA"/>
@@ -11647,7 +12132,7 @@
       </w:rPr>
     </w:lvl>
   </w:abstractNum>
-  <w:abstractNum w:abstractNumId="31" w15:restartNumberingAfterBreak="0">
+  <w:abstractNum w:abstractNumId="32" w15:restartNumberingAfterBreak="0">
     <w:nsid w:val="5F6C09DB"/>
     <w:multiLevelType w:val="hybridMultilevel"/>
     <w:tmpl w:val="940C285E"/>
@@ -11760,7 +12245,7 @@
       </w:rPr>
     </w:lvl>
   </w:abstractNum>
-  <w:abstractNum w:abstractNumId="32" w15:restartNumberingAfterBreak="0">
+  <w:abstractNum w:abstractNumId="33" w15:restartNumberingAfterBreak="0">
     <w:nsid w:val="64781038"/>
     <w:multiLevelType w:val="hybridMultilevel"/>
     <w:tmpl w:val="F0406B28"/>
@@ -11846,7 +12331,7 @@
       </w:pPr>
     </w:lvl>
   </w:abstractNum>
-  <w:abstractNum w:abstractNumId="33" w15:restartNumberingAfterBreak="0">
+  <w:abstractNum w:abstractNumId="34" w15:restartNumberingAfterBreak="0">
     <w:nsid w:val="64B71C21"/>
     <w:multiLevelType w:val="hybridMultilevel"/>
     <w:tmpl w:val="B456BD9C"/>
@@ -11959,7 +12444,7 @@
       </w:rPr>
     </w:lvl>
   </w:abstractNum>
-  <w:abstractNum w:abstractNumId="34" w15:restartNumberingAfterBreak="0">
+  <w:abstractNum w:abstractNumId="35" w15:restartNumberingAfterBreak="0">
     <w:nsid w:val="64C06C26"/>
     <w:multiLevelType w:val="hybridMultilevel"/>
     <w:tmpl w:val="716CC558"/>
@@ -12072,7 +12557,7 @@
       </w:rPr>
     </w:lvl>
   </w:abstractNum>
-  <w:abstractNum w:abstractNumId="35" w15:restartNumberingAfterBreak="0">
+  <w:abstractNum w:abstractNumId="36" w15:restartNumberingAfterBreak="0">
     <w:nsid w:val="650F2D36"/>
     <w:multiLevelType w:val="hybridMultilevel"/>
     <w:tmpl w:val="627CAE9E"/>
@@ -12185,7 +12670,7 @@
       </w:rPr>
     </w:lvl>
   </w:abstractNum>
-  <w:abstractNum w:abstractNumId="36" w15:restartNumberingAfterBreak="0">
+  <w:abstractNum w:abstractNumId="37" w15:restartNumberingAfterBreak="0">
     <w:nsid w:val="67707D92"/>
     <w:multiLevelType w:val="hybridMultilevel"/>
     <w:tmpl w:val="158CD872"/>
@@ -12298,7 +12783,7 @@
       </w:rPr>
     </w:lvl>
   </w:abstractNum>
-  <w:abstractNum w:abstractNumId="37" w15:restartNumberingAfterBreak="0">
+  <w:abstractNum w:abstractNumId="38" w15:restartNumberingAfterBreak="0">
     <w:nsid w:val="68C35867"/>
     <w:multiLevelType w:val="hybridMultilevel"/>
     <w:tmpl w:val="64D010C6"/>
@@ -12411,7 +12896,7 @@
       </w:rPr>
     </w:lvl>
   </w:abstractNum>
-  <w:abstractNum w:abstractNumId="38" w15:restartNumberingAfterBreak="0">
+  <w:abstractNum w:abstractNumId="39" w15:restartNumberingAfterBreak="0">
     <w:nsid w:val="71300786"/>
     <w:multiLevelType w:val="hybridMultilevel"/>
     <w:tmpl w:val="EABA8512"/>
@@ -12524,7 +13009,7 @@
       </w:rPr>
     </w:lvl>
   </w:abstractNum>
-  <w:abstractNum w:abstractNumId="39" w15:restartNumberingAfterBreak="0">
+  <w:abstractNum w:abstractNumId="40" w15:restartNumberingAfterBreak="0">
     <w:nsid w:val="717C6241"/>
     <w:multiLevelType w:val="hybridMultilevel"/>
     <w:tmpl w:val="586A6F14"/>
@@ -12637,7 +13122,7 @@
       </w:rPr>
     </w:lvl>
   </w:abstractNum>
-  <w:abstractNum w:abstractNumId="40" w15:restartNumberingAfterBreak="0">
+  <w:abstractNum w:abstractNumId="41" w15:restartNumberingAfterBreak="0">
     <w:nsid w:val="747457E2"/>
     <w:multiLevelType w:val="hybridMultilevel"/>
     <w:tmpl w:val="82C8AF22"/>
@@ -12750,7 +13235,7 @@
       </w:rPr>
     </w:lvl>
   </w:abstractNum>
-  <w:abstractNum w:abstractNumId="41" w15:restartNumberingAfterBreak="0">
+  <w:abstractNum w:abstractNumId="42" w15:restartNumberingAfterBreak="0">
     <w:nsid w:val="75F036A7"/>
     <w:multiLevelType w:val="hybridMultilevel"/>
     <w:tmpl w:val="3264B6EC"/>
@@ -12863,7 +13348,7 @@
       </w:rPr>
     </w:lvl>
   </w:abstractNum>
-  <w:abstractNum w:abstractNumId="42" w15:restartNumberingAfterBreak="0">
+  <w:abstractNum w:abstractNumId="43" w15:restartNumberingAfterBreak="0">
     <w:nsid w:val="7994653C"/>
     <w:multiLevelType w:val="hybridMultilevel"/>
     <w:tmpl w:val="0B7845C6"/>
@@ -12976,7 +13461,7 @@
       </w:rPr>
     </w:lvl>
   </w:abstractNum>
-  <w:abstractNum w:abstractNumId="43" w15:restartNumberingAfterBreak="0">
+  <w:abstractNum w:abstractNumId="44" w15:restartNumberingAfterBreak="0">
     <w:nsid w:val="7A137BDA"/>
     <w:multiLevelType w:val="hybridMultilevel"/>
     <w:tmpl w:val="3C70DCEA"/>
@@ -13089,7 +13574,7 @@
       </w:rPr>
     </w:lvl>
   </w:abstractNum>
-  <w:abstractNum w:abstractNumId="44" w15:restartNumberingAfterBreak="0">
+  <w:abstractNum w:abstractNumId="45" w15:restartNumberingAfterBreak="0">
     <w:nsid w:val="7A601664"/>
     <w:multiLevelType w:val="hybridMultilevel"/>
     <w:tmpl w:val="846C9BD0"/>
@@ -13202,7 +13687,7 @@
       </w:rPr>
     </w:lvl>
   </w:abstractNum>
-  <w:abstractNum w:abstractNumId="45" w15:restartNumberingAfterBreak="0">
+  <w:abstractNum w:abstractNumId="46" w15:restartNumberingAfterBreak="0">
     <w:nsid w:val="7C3E18E6"/>
     <w:multiLevelType w:val="hybridMultilevel"/>
     <w:tmpl w:val="6618244C"/>
@@ -13315,7 +13800,7 @@
       </w:rPr>
     </w:lvl>
   </w:abstractNum>
-  <w:abstractNum w:abstractNumId="46" w15:restartNumberingAfterBreak="0">
+  <w:abstractNum w:abstractNumId="47" w15:restartNumberingAfterBreak="0">
     <w:nsid w:val="7DD2375E"/>
     <w:multiLevelType w:val="hybridMultilevel"/>
     <w:tmpl w:val="8BC47956"/>
@@ -13428,7 +13913,7 @@
       </w:rPr>
     </w:lvl>
   </w:abstractNum>
-  <w:abstractNum w:abstractNumId="47" w15:restartNumberingAfterBreak="0">
+  <w:abstractNum w:abstractNumId="48" w15:restartNumberingAfterBreak="0">
     <w:nsid w:val="7E4B65B4"/>
     <w:multiLevelType w:val="hybridMultilevel"/>
     <w:tmpl w:val="FD38DDE4"/>
@@ -13542,7 +14027,7 @@
     </w:lvl>
   </w:abstractNum>
   <w:num w:numId="1">
-    <w:abstractNumId w:val="23"/>
+    <w:abstractNumId w:val="24"/>
   </w:num>
   <w:num w:numId="2">
     <w:abstractNumId w:val="5"/>
@@ -13551,34 +14036,34 @@
     <w:abstractNumId w:val="4"/>
   </w:num>
   <w:num w:numId="4">
-    <w:abstractNumId w:val="46"/>
+    <w:abstractNumId w:val="47"/>
   </w:num>
   <w:num w:numId="5">
-    <w:abstractNumId w:val="41"/>
+    <w:abstractNumId w:val="42"/>
   </w:num>
   <w:num w:numId="6">
-    <w:abstractNumId w:val="43"/>
+    <w:abstractNumId w:val="44"/>
   </w:num>
   <w:num w:numId="7">
     <w:abstractNumId w:val="14"/>
   </w:num>
   <w:num w:numId="8">
-    <w:abstractNumId w:val="45"/>
+    <w:abstractNumId w:val="46"/>
   </w:num>
   <w:num w:numId="9">
-    <w:abstractNumId w:val="30"/>
+    <w:abstractNumId w:val="31"/>
   </w:num>
   <w:num w:numId="10">
-    <w:abstractNumId w:val="18"/>
+    <w:abstractNumId w:val="19"/>
   </w:num>
   <w:num w:numId="11">
     <w:abstractNumId w:val="11"/>
   </w:num>
   <w:num w:numId="12">
-    <w:abstractNumId w:val="38"/>
+    <w:abstractNumId w:val="39"/>
   </w:num>
   <w:num w:numId="13">
-    <w:abstractNumId w:val="31"/>
+    <w:abstractNumId w:val="32"/>
   </w:num>
   <w:num w:numId="14">
     <w:abstractNumId w:val="2"/>
@@ -13587,10 +14072,10 @@
     <w:abstractNumId w:val="3"/>
   </w:num>
   <w:num w:numId="16">
-    <w:abstractNumId w:val="44"/>
+    <w:abstractNumId w:val="45"/>
   </w:num>
   <w:num w:numId="17">
-    <w:abstractNumId w:val="26"/>
+    <w:abstractNumId w:val="27"/>
   </w:num>
   <w:num w:numId="18">
     <w:abstractNumId w:val="7"/>
@@ -13599,55 +14084,55 @@
     <w:abstractNumId w:val="13"/>
   </w:num>
   <w:num w:numId="20">
+    <w:abstractNumId w:val="23"/>
+  </w:num>
+  <w:num w:numId="21">
+    <w:abstractNumId w:val="16"/>
+  </w:num>
+  <w:num w:numId="22">
+    <w:abstractNumId w:val="20"/>
+  </w:num>
+  <w:num w:numId="23">
+    <w:abstractNumId w:val="28"/>
+  </w:num>
+  <w:num w:numId="24">
+    <w:abstractNumId w:val="37"/>
+  </w:num>
+  <w:num w:numId="25">
+    <w:abstractNumId w:val="41"/>
+  </w:num>
+  <w:num w:numId="26">
+    <w:abstractNumId w:val="26"/>
+  </w:num>
+  <w:num w:numId="27">
     <w:abstractNumId w:val="22"/>
   </w:num>
-  <w:num w:numId="21">
-    <w:abstractNumId w:val="15"/>
+  <w:num w:numId="28">
+    <w:abstractNumId w:val="33"/>
   </w:num>
-  <w:num w:numId="22">
-    <w:abstractNumId w:val="19"/>
+  <w:num w:numId="29">
+    <w:abstractNumId w:val="34"/>
   </w:num>
-  <w:num w:numId="23">
-    <w:abstractNumId w:val="27"/>
+  <w:num w:numId="30">
+    <w:abstractNumId w:val="38"/>
   </w:num>
-  <w:num w:numId="24">
-    <w:abstractNumId w:val="36"/>
-  </w:num>
-  <w:num w:numId="25">
-    <w:abstractNumId w:val="40"/>
-  </w:num>
-  <w:num w:numId="26">
+  <w:num w:numId="31">
     <w:abstractNumId w:val="25"/>
   </w:num>
-  <w:num w:numId="27">
-    <w:abstractNumId w:val="21"/>
-  </w:num>
-  <w:num w:numId="28">
-    <w:abstractNumId w:val="32"/>
-  </w:num>
-  <w:num w:numId="29">
-    <w:abstractNumId w:val="33"/>
-  </w:num>
-  <w:num w:numId="30">
-    <w:abstractNumId w:val="37"/>
-  </w:num>
-  <w:num w:numId="31">
-    <w:abstractNumId w:val="24"/>
-  </w:num>
   <w:num w:numId="32">
-    <w:abstractNumId w:val="47"/>
+    <w:abstractNumId w:val="48"/>
   </w:num>
   <w:num w:numId="33">
-    <w:abstractNumId w:val="17"/>
+    <w:abstractNumId w:val="18"/>
   </w:num>
   <w:num w:numId="34">
-    <w:abstractNumId w:val="35"/>
+    <w:abstractNumId w:val="36"/>
   </w:num>
   <w:num w:numId="35">
     <w:abstractNumId w:val="6"/>
   </w:num>
   <w:num w:numId="36">
-    <w:abstractNumId w:val="39"/>
+    <w:abstractNumId w:val="40"/>
   </w:num>
   <w:num w:numId="37">
     <w:abstractNumId w:val="9"/>
@@ -13659,31 +14144,34 @@
     <w:abstractNumId w:val="10"/>
   </w:num>
   <w:num w:numId="40">
-    <w:abstractNumId w:val="20"/>
+    <w:abstractNumId w:val="21"/>
   </w:num>
   <w:num w:numId="41">
     <w:abstractNumId w:val="0"/>
   </w:num>
   <w:num w:numId="42">
-    <w:abstractNumId w:val="29"/>
+    <w:abstractNumId w:val="30"/>
   </w:num>
   <w:num w:numId="43">
-    <w:abstractNumId w:val="28"/>
+    <w:abstractNumId w:val="29"/>
   </w:num>
   <w:num w:numId="44">
     <w:abstractNumId w:val="8"/>
   </w:num>
   <w:num w:numId="45">
-    <w:abstractNumId w:val="34"/>
+    <w:abstractNumId w:val="35"/>
   </w:num>
   <w:num w:numId="46">
-    <w:abstractNumId w:val="42"/>
+    <w:abstractNumId w:val="43"/>
   </w:num>
   <w:num w:numId="47">
-    <w:abstractNumId w:val="16"/>
+    <w:abstractNumId w:val="17"/>
   </w:num>
   <w:num w:numId="48">
     <w:abstractNumId w:val="12"/>
+  </w:num>
+  <w:num w:numId="49">
+    <w:abstractNumId w:val="15"/>
   </w:num>
 </w:numbering>
 </file>
